--- a/Отзыв научного руководителя.docx
+++ b/Отзыв научного руководителя.docx
@@ -1,7 +1,6 @@
 
 <file path=word/document.xml><?xml version="1.0" encoding="utf-8"?>
-<w:document xmlns:wpc="http://schemas.microsoft.com/office/word/2010/wordprocessingCanvas" xmlns:cx="http://schemas.microsoft.com/office/drawing/2014/chartex" xmlns:cx1="http://schemas.microsoft.com/office/drawing/2015/9/8/chartex" xmlns:cx2="http://schemas.microsoft.com/office/drawing/2015/10/21/chartex" xmlns:cx3="http://schemas.microsoft.com/office/drawing/2016/5/9/chartex" xmlns:cx4="http://schemas.microsoft.com/office/drawing/2016/5/10/chartex" xmlns:cx5="http://schemas.microsoft.com/office/drawing/2016/5/11/chartex" xmlns:mc="http://schemas.openxmlformats.org/markup-compatibility/2006" xmlns:o="urn:schemas-microsoft-com:office:office" xmlns:r="http://schemas.openxmlformats.org/officeDocument/2006/relationships" xmlns:m="http://schemas.openxmlformats.org/officeDocument/2006/math" xmlns:v="urn:schemas-microsoft-com:vml" xmlns:wp14="http://schemas.microsoft.com/office/word/2010/wordprocessingDrawing" xmlns:wp="http://schemas.openxmlformats.org/drawingml/2006/wordprocessingDrawing" xmlns:w10="urn:schemas-microsoft-com:office:word" xmlns:w="http://schemas.openxmlformats.org/wordprocessingml/2006/main" xmlns:w14="http://schemas.microsoft.com/office/word/2010/wordml" xmlns:w15="http://schemas.microsoft.com/office/word/2012/wordml" xmlns:wne="http://schemas.microsoft.com/office/word/2006/wordml" xmlns:wpg="http://schemas.microsoft.com/office/word/2010/wordprocessingGroup" xmlns:wpi="http://schemas.microsoft.com/office/word/2010/wordprocessingInk" xmlns:wps="http://schemas.microsoft.com/office/word/2010/wordprocessingShape" mc:Ignorable="w14 w15 wp14">
-  <!-- Generated by Aspose.Words for .NET 24.2.0 -->
+<w:document xmlns:wpc="http://schemas.microsoft.com/office/word/2010/wordprocessingCanvas" xmlns:cx="http://schemas.microsoft.com/office/drawing/2014/chartex" xmlns:cx1="http://schemas.microsoft.com/office/drawing/2015/9/8/chartex" xmlns:cx2="http://schemas.microsoft.com/office/drawing/2015/10/21/chartex" xmlns:cx3="http://schemas.microsoft.com/office/drawing/2016/5/9/chartex" xmlns:cx4="http://schemas.microsoft.com/office/drawing/2016/5/10/chartex" xmlns:cx5="http://schemas.microsoft.com/office/drawing/2016/5/11/chartex" xmlns:cx6="http://schemas.microsoft.com/office/drawing/2016/5/12/chartex" xmlns:cx7="http://schemas.microsoft.com/office/drawing/2016/5/13/chartex" xmlns:cx8="http://schemas.microsoft.com/office/drawing/2016/5/14/chartex" xmlns:mc="http://schemas.openxmlformats.org/markup-compatibility/2006" xmlns:aink="http://schemas.microsoft.com/office/drawing/2016/ink" xmlns:am3d="http://schemas.microsoft.com/office/drawing/2017/model3d" xmlns:o="urn:schemas-microsoft-com:office:office" xmlns:oel="http://schemas.microsoft.com/office/2019/extlst" xmlns:r="http://schemas.openxmlformats.org/officeDocument/2006/relationships" xmlns:m="http://schemas.openxmlformats.org/officeDocument/2006/math" xmlns:v="urn:schemas-microsoft-com:vml" xmlns:wp14="http://schemas.microsoft.com/office/word/2010/wordprocessingDrawing" xmlns:wp="http://schemas.openxmlformats.org/drawingml/2006/wordprocessingDrawing" xmlns:w10="urn:schemas-microsoft-com:office:word" xmlns:w="http://schemas.openxmlformats.org/wordprocessingml/2006/main" xmlns:w14="http://schemas.microsoft.com/office/word/2010/wordml" xmlns:w15="http://schemas.microsoft.com/office/word/2012/wordml" xmlns:w16cex="http://schemas.microsoft.com/office/word/2018/wordml/cex" xmlns:w16cid="http://schemas.microsoft.com/office/word/2016/wordml/cid" xmlns:w16="http://schemas.microsoft.com/office/word/2018/wordml" xmlns:w16sdtdh="http://schemas.microsoft.com/office/word/2020/wordml/sdtdatahash" xmlns:w16se="http://schemas.microsoft.com/office/word/2015/wordml/symex" xmlns:wpg="http://schemas.microsoft.com/office/word/2010/wordprocessingGroup" xmlns:wpi="http://schemas.microsoft.com/office/word/2010/wordprocessingInk" xmlns:wne="http://schemas.microsoft.com/office/word/2006/wordml" xmlns:wps="http://schemas.microsoft.com/office/word/2010/wordprocessingShape" mc:Ignorable="w14 w15 w16se w16cid w16 w16cex w16sdtdh wp14">
   <w:body>
     <w:p>
       <w:pPr>
@@ -57,7 +56,7 @@
           <w:szCs w:val="20"/>
         </w:rPr>
         <w:drawing>
-          <wp:anchor distT="0" distB="0" distL="114300" distR="114300" simplePos="0" relativeHeight="251658240" behindDoc="0" locked="0" layoutInCell="1" allowOverlap="1">
+          <wp:anchor distT="0" distB="0" distL="114300" distR="114300" simplePos="0" relativeHeight="251658240" behindDoc="0" locked="0" layoutInCell="1" allowOverlap="1" wp14:anchorId="328963FB" wp14:editId="5BCD6721">
             <wp:simplePos x="0" y="0"/>
             <wp:positionH relativeFrom="column">
               <wp:posOffset>8255</wp:posOffset>
@@ -82,7 +81,7 @@
                     </pic:cNvPicPr>
                   </pic:nvPicPr>
                   <pic:blipFill>
-                    <a:blip xmlns:r="http://schemas.openxmlformats.org/officeDocument/2006/relationships" r:embed="rId5" cstate="print"/>
+                    <a:blip r:embed="rId5" cstate="print"/>
                     <a:stretch>
                       <a:fillRect/>
                     </a:stretch>
@@ -119,7 +118,7 @@
           <w:szCs w:val="20"/>
         </w:rPr>
         <w:drawing>
-          <wp:anchor distT="0" distB="0" distL="114300" distR="114300" simplePos="0" relativeHeight="251659264" behindDoc="0" locked="0" layoutInCell="1" allowOverlap="1">
+          <wp:anchor distT="0" distB="0" distL="114300" distR="114300" simplePos="0" relativeHeight="251659264" behindDoc="0" locked="0" layoutInCell="1" allowOverlap="1" wp14:anchorId="71FA39BF" wp14:editId="27864FA5">
             <wp:simplePos x="0" y="0"/>
             <wp:positionH relativeFrom="column">
               <wp:posOffset>8255</wp:posOffset>
@@ -144,7 +143,7 @@
                     </pic:cNvPicPr>
                   </pic:nvPicPr>
                   <pic:blipFill>
-                    <a:blip xmlns:r="http://schemas.openxmlformats.org/officeDocument/2006/relationships" r:embed="rId5" cstate="print"/>
+                    <a:blip r:embed="rId5" cstate="print"/>
                     <a:stretch>
                       <a:fillRect/>
                     </a:stretch>
@@ -447,6 +446,15 @@
       <w:r>
         <w:rPr>
           <w:rFonts w:ascii="Times New Roman" w:hAnsi="Times New Roman"/>
+          <w:bCs/>
+          <w:sz w:val="24"/>
+          <w:u w:val="single"/>
+        </w:rPr>
+        <w:t>Муханов Дмитрий Ильич</w:t>
+      </w:r>
+      <w:r>
+        <w:rPr>
+          <w:rFonts w:ascii="Times New Roman" w:hAnsi="Times New Roman"/>
           <w:b/>
           <w:sz w:val="24"/>
           <w:u w:val="single"/>
@@ -514,34 +522,7 @@
           <w:sz w:val="24"/>
           <w:u w:val="single"/>
         </w:rPr>
-        <w:tab/>
-      </w:r>
-      <w:r>
-        <w:rPr>
-          <w:rFonts w:ascii="Times New Roman" w:hAnsi="Times New Roman"/>
-          <w:b/>
-          <w:sz w:val="24"/>
-          <w:u w:val="single"/>
-        </w:rPr>
-        <w:tab/>
-      </w:r>
-      <w:r>
-        <w:rPr>
-          <w:rFonts w:ascii="Times New Roman" w:hAnsi="Times New Roman"/>
-          <w:b/>
-          <w:sz w:val="24"/>
-          <w:u w:val="single"/>
-        </w:rPr>
-        <w:tab/>
-      </w:r>
-      <w:r>
-        <w:rPr>
-          <w:rFonts w:ascii="Times New Roman" w:hAnsi="Times New Roman"/>
-          <w:b/>
-          <w:sz w:val="24"/>
-          <w:u w:val="single"/>
-        </w:rPr>
-        <w:tab/>
+        <w:t>____</w:t>
       </w:r>
     </w:p>
     <w:bookmarkEnd w:id="0"/>
@@ -558,8 +539,6 @@
         <w:ind w:right="-20"/>
         <w:rPr>
           <w:rFonts w:ascii="Times New Roman" w:eastAsia="OGPNU+TimesNewRomanPSMT" w:hAnsi="Times New Roman" w:cs="Times New Roman"/>
-          <w:b/>
-          <w:bCs/>
           <w:color w:val="000000"/>
           <w:sz w:val="24"/>
           <w:szCs w:val="24"/>
@@ -675,48 +654,36 @@
       </w:r>
       <w:r>
         <w:rPr>
-          <w:rFonts w:ascii="Times New Roman" w:eastAsia="OGPNU+TimesNewRomanPSMT" w:hAnsi="Times New Roman" w:cs="Times New Roman"/>
-          <w:b/>
-          <w:bCs/>
-          <w:color w:val="000000"/>
-          <w:sz w:val="24"/>
-          <w:szCs w:val="24"/>
+          <w:rFonts w:ascii="Times New Roman" w:hAnsi="Times New Roman"/>
+          <w:b/>
+          <w:sz w:val="24"/>
           <w:u w:val="single"/>
         </w:rPr>
         <w:t>№8 «Компьютерные науки и прикладная математика»</w:t>
       </w:r>
       <w:r>
         <w:rPr>
-          <w:rFonts w:ascii="Times New Roman" w:eastAsia="OGPNU+TimesNewRomanPSMT" w:hAnsi="Times New Roman" w:cs="Times New Roman"/>
-          <w:b/>
-          <w:bCs/>
-          <w:color w:val="000000"/>
-          <w:sz w:val="24"/>
-          <w:szCs w:val="24"/>
+          <w:rFonts w:ascii="Times New Roman" w:hAnsi="Times New Roman"/>
+          <w:b/>
+          <w:sz w:val="24"/>
           <w:u w:val="single"/>
         </w:rPr>
         <w:tab/>
       </w:r>
       <w:r>
         <w:rPr>
-          <w:rFonts w:ascii="Times New Roman" w:eastAsia="OGPNU+TimesNewRomanPSMT" w:hAnsi="Times New Roman" w:cs="Times New Roman"/>
-          <w:b/>
-          <w:bCs/>
-          <w:color w:val="000000"/>
-          <w:sz w:val="24"/>
-          <w:szCs w:val="24"/>
+          <w:rFonts w:ascii="Times New Roman" w:hAnsi="Times New Roman"/>
+          <w:b/>
+          <w:sz w:val="24"/>
           <w:u w:val="single"/>
         </w:rPr>
         <w:tab/>
       </w:r>
       <w:r>
         <w:rPr>
-          <w:rFonts w:ascii="Times New Roman" w:eastAsia="OGPNU+TimesNewRomanPSMT" w:hAnsi="Times New Roman" w:cs="Times New Roman"/>
-          <w:b/>
-          <w:bCs/>
-          <w:color w:val="000000"/>
-          <w:sz w:val="24"/>
-          <w:szCs w:val="24"/>
+          <w:rFonts w:ascii="Times New Roman" w:hAnsi="Times New Roman"/>
+          <w:b/>
+          <w:sz w:val="24"/>
           <w:u w:val="single"/>
         </w:rPr>
         <w:tab/>
@@ -740,8 +707,6 @@
       <w:r>
         <w:rPr>
           <w:rFonts w:ascii="Times New Roman" w:hAnsi="Times New Roman" w:cs="Times New Roman"/>
-          <w:b/>
-          <w:bCs/>
           <w:sz w:val="24"/>
           <w:szCs w:val="24"/>
           <w:u w:val="single"/>
@@ -862,7 +827,29 @@
           <w:szCs w:val="24"/>
           <w:u w:val="single"/>
         </w:rPr>
-        <w:t xml:space="preserve">                                   </w:t>
+        <w:t xml:space="preserve">      </w:t>
+      </w:r>
+      <w:r>
+        <w:rPr>
+          <w:rFonts w:ascii="Times New Roman" w:eastAsia="OGPNU+TimesNewRomanPSMT" w:hAnsi="Times New Roman" w:cs="OGPNU+TimesNewRomanPSMT"/>
+          <w:color w:val="000000"/>
+          <w:sz w:val="24"/>
+          <w:szCs w:val="24"/>
+          <w:u w:val="single"/>
+        </w:rPr>
+        <w:t>М80-209СВ-24</w:t>
+      </w:r>
+      <w:r>
+        <w:rPr>
+          <w:rFonts w:ascii="Times New Roman" w:eastAsia="OGPNU+TimesNewRomanPSMT" w:hAnsi="Times New Roman" w:cs="OGPNU+TimesNewRomanPSMT"/>
+          <w:b/>
+          <w:bCs/>
+          <w:color w:val="000000"/>
+          <w:sz w:val="24"/>
+          <w:szCs w:val="24"/>
+          <w:u w:val="single"/>
+        </w:rPr>
+        <w:t xml:space="preserve">                             </w:t>
       </w:r>
       <w:r>
         <w:rPr>
@@ -967,7 +954,17 @@
           <w:sz w:val="24"/>
           <w:szCs w:val="24"/>
         </w:rPr>
-        <w:t>е</w:t>
+        <w:t xml:space="preserve">е </w:t>
+      </w:r>
+      <w:r>
+        <w:rPr>
+          <w:rFonts w:ascii="Times New Roman" w:eastAsia="OGPNU+TimesNewRomanPSMT" w:hAnsi="Times New Roman" w:cs="OGPNU+TimesNewRomanPSMT"/>
+          <w:color w:val="000000"/>
+          <w:sz w:val="24"/>
+          <w:szCs w:val="24"/>
+          <w:u w:val="single"/>
+        </w:rPr>
+        <w:t>02.04.02 Фундаментальная информатика и информационные технологии</w:t>
       </w:r>
       <w:r>
         <w:rPr>
@@ -1138,6 +1135,16 @@
       <w:r>
         <w:rPr>
           <w:rFonts w:ascii="Times New Roman" w:eastAsia="OGPNU+TimesNewRomanPSMT" w:hAnsi="Times New Roman" w:cs="OGPNU+TimesNewRomanPSMT"/>
+          <w:color w:val="000000"/>
+          <w:sz w:val="24"/>
+          <w:szCs w:val="24"/>
+          <w:u w:val="single"/>
+        </w:rPr>
+        <w:t>Информатика и компьютерные науки</w:t>
+      </w:r>
+      <w:r>
+        <w:rPr>
+          <w:rFonts w:ascii="Times New Roman" w:eastAsia="OGPNU+TimesNewRomanPSMT" w:hAnsi="Times New Roman" w:cs="OGPNU+TimesNewRomanPSMT"/>
           <w:b/>
           <w:bCs/>
           <w:color w:val="000000"/>
@@ -1297,6 +1304,15 @@
           <w:u w:val="single"/>
         </w:rPr>
         <w:tab/>
+      </w:r>
+      <w:r>
+        <w:rPr>
+          <w:rFonts w:ascii="Times New Roman" w:eastAsia="OGPNU+TimesNewRomanPSMT" w:hAnsi="Times New Roman" w:cs="OGPNU+TimesNewRomanPSMT"/>
+          <w:color w:val="000000"/>
+          <w:sz w:val="24"/>
+          <w:szCs w:val="24"/>
+          <w:u w:val="single"/>
+        </w:rPr>
         <w:t>Инженер-исследователь</w:t>
       </w:r>
       <w:r>
@@ -1313,20 +1329,6 @@
       </w:r>
     </w:p>
     <w:bookmarkEnd w:id="2"/>
-    <w:p>
-      <w:pPr>
-        <w:widowControl w:val="0"/>
-        <w:tabs>
-          <w:tab w:val="left" w:pos="1965"/>
-          <w:tab w:val="left" w:pos="9914"/>
-        </w:tabs>
-        <w:spacing w:line="240" w:lineRule="auto"/>
-        <w:ind w:right="-20"/>
-        <w:rPr>
-          <w:rFonts w:ascii="Times New Roman" w:hAnsi="Times New Roman"/>
-        </w:rPr>
-      </w:pPr>
-    </w:p>
     <w:p>
       <w:pPr>
         <w:widowControl w:val="0"/>
@@ -1351,28 +1353,13 @@
         <w:tabs>
           <w:tab w:val="left" w:pos="9914"/>
         </w:tabs>
-        <w:spacing w:line="240" w:lineRule="auto"/>
         <w:ind w:right="-20"/>
         <w:rPr>
-          <w:rFonts w:ascii="Times New Roman" w:eastAsia="OGPNU+TimesNewRomanPSMT" w:hAnsi="Times New Roman" w:cs="OGPNU+TimesNewRomanPSMT"/>
-          <w:b/>
-          <w:bCs/>
-          <w:color w:val="000000"/>
-          <w:sz w:val="24"/>
-          <w:szCs w:val="24"/>
-        </w:rPr>
-      </w:pPr>
-    </w:p>
-    <w:p>
-      <w:pPr>
-        <w:widowControl w:val="0"/>
-        <w:tabs>
-          <w:tab w:val="left" w:pos="9914"/>
-        </w:tabs>
-        <w:spacing w:line="240" w:lineRule="auto"/>
-        <w:ind w:right="-20"/>
-        <w:rPr>
-          <w:rFonts w:ascii="Times New Roman" w:hAnsi="Times New Roman"/>
+          <w:rFonts w:eastAsia="OGPNU+TimesNewRomanPSMT" w:cs="OGPNU+TimesNewRomanPSMT"/>
+          <w:b/>
+          <w:bCs/>
+          <w:color w:val="000000"/>
+          <w:spacing w:val="1"/>
         </w:rPr>
       </w:pPr>
       <w:r>
@@ -1512,59 +1499,54 @@
           <w:color w:val="000000"/>
           <w:sz w:val="24"/>
           <w:szCs w:val="24"/>
-          <w:u w:val="single"/>
-        </w:rPr>
-        <w:tab/>
-      </w:r>
-      <w:r>
-        <w:rPr>
-          <w:rFonts w:ascii="Times New Roman" w:eastAsia="OGPNU+TimesNewRomanPSMT" w:hAnsi="Times New Roman" w:cs="OGPNU+TimesNewRomanPSMT"/>
-          <w:b/>
-          <w:bCs/>
-          <w:color w:val="000000"/>
-          <w:sz w:val="18"/>
-          <w:szCs w:val="24"/>
-          <w:u w:val="single"/>
-        </w:rPr>
-        <w:t xml:space="preserve">                                                                                                                                                                           </w:t>
-      </w:r>
-    </w:p>
-    <w:p>
-      <w:pPr>
-        <w:widowControl w:val="0"/>
-        <w:tabs>
-          <w:tab w:val="left" w:pos="9914"/>
-        </w:tabs>
-        <w:spacing w:line="240" w:lineRule="auto"/>
-        <w:ind w:right="-20"/>
-        <w:rPr>
-          <w:rFonts w:ascii="Times New Roman" w:hAnsi="Times New Roman"/>
-        </w:rPr>
-      </w:pPr>
-    </w:p>
-    <w:p>
-      <w:pPr>
-        <w:widowControl w:val="0"/>
-        <w:tabs>
-          <w:tab w:val="left" w:pos="9914"/>
-        </w:tabs>
-        <w:spacing w:line="240" w:lineRule="auto"/>
-        <w:ind w:right="-20"/>
-        <w:rPr>
-          <w:rFonts w:ascii="Times New Roman" w:hAnsi="Times New Roman"/>
-        </w:rPr>
-      </w:pPr>
-      <w:r>
-        <w:rPr>
-          <w:rFonts w:ascii="Times New Roman" w:eastAsia="OGPNU+TimesNewRomanPSMT" w:hAnsi="Times New Roman" w:cs="OGPNU+TimesNewRomanPSMT"/>
-          <w:b/>
-          <w:bCs/>
-          <w:color w:val="000000"/>
-          <w:sz w:val="18"/>
-          <w:szCs w:val="24"/>
-          <w:u w:val="single"/>
-        </w:rPr>
-        <w:t xml:space="preserve">                                                                                                                                                                                                                             </w:t>
+        </w:rPr>
+        <w:t xml:space="preserve"> </w:t>
+      </w:r>
+      <w:r>
+        <w:rPr>
+          <w:rFonts w:ascii="Times New Roman" w:eastAsia="OGPNU+TimesNewRomanPSMT" w:hAnsi="Times New Roman" w:cs="OGPNU+TimesNewRomanPSMT"/>
+          <w:color w:val="000000"/>
+          <w:spacing w:val="1"/>
+          <w:sz w:val="24"/>
+          <w:szCs w:val="24"/>
+          <w:u w:val="single"/>
+        </w:rPr>
+        <w:t>Асимптотический анализ алгоритма сортировки Бэтчера и его сравнение с классическими методами</w:t>
+      </w:r>
+      <w:r>
+        <w:rPr>
+          <w:rFonts w:ascii="Times New Roman" w:eastAsia="OGPNU+TimesNewRomanPSMT" w:hAnsi="Times New Roman" w:cs="OGPNU+TimesNewRomanPSMT"/>
+          <w:color w:val="000000"/>
+          <w:spacing w:val="1"/>
+          <w:sz w:val="24"/>
+          <w:szCs w:val="24"/>
+          <w:u w:val="single"/>
+        </w:rPr>
+        <w:t xml:space="preserve"> </w:t>
+      </w:r>
+      <w:r>
+        <w:rPr>
+          <w:rFonts w:ascii="Times New Roman" w:eastAsia="OGPNU+TimesNewRomanPSMT" w:hAnsi="Times New Roman" w:cs="OGPNU+TimesNewRomanPSMT"/>
+          <w:color w:val="000000"/>
+          <w:spacing w:val="1"/>
+          <w:sz w:val="24"/>
+          <w:szCs w:val="24"/>
+          <w:u w:val="single"/>
+        </w:rPr>
+        <w:t>сортировки</w:t>
+      </w:r>
+      <w:r>
+        <w:rPr>
+          <w:rFonts w:ascii="Times New Roman" w:eastAsia="OGPNU+TimesNewRomanPSMT" w:hAnsi="Times New Roman" w:cs="OGPNU+TimesNewRomanPSMT"/>
+          <w:b/>
+          <w:bCs/>
+          <w:color w:val="000000"/>
+          <w:spacing w:val="1"/>
+          <w:sz w:val="24"/>
+          <w:szCs w:val="24"/>
+          <w:u w:val="single"/>
+        </w:rPr>
+        <w:t>.</w:t>
       </w:r>
     </w:p>
     <w:p>
@@ -1588,10 +1570,13 @@
         <w:tabs>
           <w:tab w:val="left" w:pos="9914"/>
         </w:tabs>
-        <w:spacing w:line="240" w:lineRule="auto"/>
         <w:ind w:right="-20"/>
         <w:rPr>
-          <w:rFonts w:ascii="Times New Roman" w:hAnsi="Times New Roman"/>
+          <w:rFonts w:eastAsia="OGPNU+TimesNewRomanPSMT" w:cs="OGPNU+TimesNewRomanPSMT"/>
+          <w:b/>
+          <w:bCs/>
+          <w:color w:val="000000"/>
+          <w:spacing w:val="1"/>
         </w:rPr>
       </w:pPr>
       <w:r>
@@ -1686,10 +1671,84 @@
           <w:spacing w:val="1"/>
           <w:sz w:val="24"/>
           <w:szCs w:val="24"/>
+        </w:rPr>
+        <w:t xml:space="preserve"> </w:t>
+      </w:r>
+      <w:r>
+        <w:rPr>
+          <w:rFonts w:ascii="Times New Roman" w:eastAsia="OGPNU+TimesNewRomanPSMT" w:hAnsi="Times New Roman" w:cs="OGPNU+TimesNewRomanPSMT"/>
+          <w:b/>
+          <w:bCs/>
+          <w:color w:val="000000"/>
+          <w:spacing w:val="1"/>
+          <w:sz w:val="24"/>
+          <w:szCs w:val="24"/>
+        </w:rPr>
+        <w:t xml:space="preserve">  </w:t>
+      </w:r>
+      <w:r>
+        <w:rPr>
+          <w:rFonts w:ascii="Times New Roman" w:eastAsia="OGPNU+TimesNewRomanPSMT" w:hAnsi="Times New Roman" w:cs="OGPNU+TimesNewRomanPSMT"/>
+          <w:color w:val="000000"/>
+          <w:spacing w:val="1"/>
+          <w:sz w:val="24"/>
+          <w:szCs w:val="24"/>
+          <w:u w:val="single"/>
+        </w:rPr>
+        <w:t xml:space="preserve">к. т. </w:t>
+      </w:r>
+      <w:proofErr w:type="gramStart"/>
+      <w:r>
+        <w:rPr>
+          <w:rFonts w:ascii="Times New Roman" w:eastAsia="OGPNU+TimesNewRomanPSMT" w:hAnsi="Times New Roman" w:cs="OGPNU+TimesNewRomanPSMT"/>
+          <w:color w:val="000000"/>
+          <w:spacing w:val="1"/>
+          <w:sz w:val="24"/>
+          <w:szCs w:val="24"/>
+          <w:u w:val="single"/>
+        </w:rPr>
+        <w:t>н .</w:t>
+      </w:r>
+      <w:proofErr w:type="gramEnd"/>
+      <w:r>
+        <w:rPr>
+          <w:rFonts w:ascii="Times New Roman" w:eastAsia="OGPNU+TimesNewRomanPSMT" w:hAnsi="Times New Roman" w:cs="OGPNU+TimesNewRomanPSMT"/>
+          <w:color w:val="000000"/>
+          <w:spacing w:val="1"/>
+          <w:sz w:val="24"/>
+          <w:szCs w:val="24"/>
+          <w:u w:val="single"/>
+        </w:rPr>
+        <w:t>, доцент, доцент кафедры 806 Романенков Александр Михайлович</w:t>
+      </w:r>
+      <w:r>
+        <w:rPr>
+          <w:rFonts w:ascii="Times New Roman" w:eastAsia="OGPNU+TimesNewRomanPSMT" w:hAnsi="Times New Roman" w:cs="OGPNU+TimesNewRomanPSMT"/>
+          <w:b/>
+          <w:bCs/>
+          <w:color w:val="000000"/>
+          <w:sz w:val="24"/>
+          <w:szCs w:val="24"/>
           <w:u w:val="single"/>
         </w:rPr>
         <w:tab/>
       </w:r>
+    </w:p>
+    <w:p>
+      <w:pPr>
+        <w:widowControl w:val="0"/>
+        <w:tabs>
+          <w:tab w:val="left" w:pos="9914"/>
+        </w:tabs>
+        <w:ind w:right="-20"/>
+        <w:rPr>
+          <w:rFonts w:eastAsia="OGPNU+TimesNewRomanPSMT" w:cs="OGPNU+TimesNewRomanPSMT"/>
+          <w:b/>
+          <w:bCs/>
+          <w:color w:val="000000"/>
+          <w:spacing w:val="1"/>
+        </w:rPr>
+      </w:pPr>
       <w:r>
         <w:rPr>
           <w:rFonts w:ascii="Times New Roman" w:eastAsia="OGPNU+TimesNewRomanPSMT" w:hAnsi="Times New Roman" w:cs="OGPNU+TimesNewRomanPSMT"/>
@@ -2213,31 +2272,161 @@
       <w:pPr>
         <w:widowControl w:val="0"/>
         <w:spacing w:before="31" w:line="240" w:lineRule="auto"/>
-        <w:ind w:right="-20"/>
-        <w:rPr>
-          <w:rFonts w:ascii="Times New Roman" w:hAnsi="Times New Roman"/>
-          <w:sz w:val="28"/>
-          <w:szCs w:val="28"/>
-        </w:rPr>
-      </w:pPr>
-      <w:r>
-        <w:rPr>
-          <w:rFonts w:ascii="Times New Roman" w:hAnsi="Times New Roman"/>
-          <w:sz w:val="28"/>
-          <w:szCs w:val="28"/>
-        </w:rPr>
-        <w:t>________________________________________________________________________________________________________________________________________________________________________________________________________________________________________________________________________________________________________________________________________________________________________________________________________________________________________________________________________________________________________________________________________________________________________________________________________________________________________________________________________________________________________________________________________________________________________________________________________________________________________________________________________________________________________________________________________________________________________________________________________________________________________________________________________________________________________________________</w:t>
+        <w:ind w:right="-20" w:firstLine="720"/>
+        <w:rPr>
+          <w:rFonts w:ascii="Times New Roman" w:eastAsia="OGPNU+TimesNewRomanPSMT" w:hAnsi="Times New Roman" w:cs="OGPNU+TimesNewRomanPSMT"/>
+          <w:color w:val="000000"/>
+          <w:sz w:val="24"/>
+          <w:szCs w:val="24"/>
+          <w:u w:val="single"/>
+        </w:rPr>
+      </w:pPr>
+      <w:r>
+        <w:rPr>
+          <w:rFonts w:ascii="Times New Roman" w:eastAsia="OGPNU+TimesNewRomanPSMT" w:hAnsi="Times New Roman" w:cs="OGPNU+TimesNewRomanPSMT"/>
+          <w:color w:val="000000"/>
+          <w:sz w:val="24"/>
+          <w:szCs w:val="24"/>
+          <w:u w:val="single"/>
+        </w:rPr>
+        <w:t>Выпускная квалификационная работа Мухина Дмитрия Ильича посвящена задаче</w:t>
+      </w:r>
+      <w:r>
+        <w:rPr>
+          <w:rFonts w:ascii="Times New Roman" w:eastAsia="OGPNU+TimesNewRomanPSMT" w:hAnsi="Times New Roman" w:cs="OGPNU+TimesNewRomanPSMT"/>
+          <w:color w:val="000000"/>
+          <w:sz w:val="24"/>
+          <w:szCs w:val="24"/>
+          <w:u w:val="single"/>
+        </w:rPr>
+        <w:t xml:space="preserve"> </w:t>
+      </w:r>
+      <w:r>
+        <w:rPr>
+          <w:rFonts w:ascii="Times New Roman" w:eastAsia="OGPNU+TimesNewRomanPSMT" w:hAnsi="Times New Roman" w:cs="OGPNU+TimesNewRomanPSMT"/>
+          <w:color w:val="000000"/>
+          <w:sz w:val="24"/>
+          <w:szCs w:val="24"/>
+          <w:u w:val="single"/>
+        </w:rPr>
+        <w:t>математического анализа сложности алгоритмов сортировки. В работе подробно рассмотрен алгоритм сортировки Бэтчера как сортировочная сеть с фиксированной структурой сравнений, а также выполнено его сопоставление с классическими методами сортировки.</w:t>
       </w:r>
     </w:p>
     <w:p>
       <w:pPr>
-        <w:spacing w:line="240" w:lineRule="exact"/>
-        <w:rPr>
-          <w:rFonts w:ascii="Times New Roman" w:hAnsi="Times New Roman"/>
-          <w:sz w:val="24"/>
-          <w:szCs w:val="24"/>
-        </w:rPr>
-      </w:pPr>
+        <w:widowControl w:val="0"/>
+        <w:spacing w:before="31" w:line="240" w:lineRule="auto"/>
+        <w:ind w:right="-20" w:firstLine="720"/>
+        <w:rPr>
+          <w:rFonts w:ascii="Times New Roman" w:eastAsia="OGPNU+TimesNewRomanPSMT" w:hAnsi="Times New Roman" w:cs="OGPNU+TimesNewRomanPSMT"/>
+          <w:color w:val="000000"/>
+          <w:sz w:val="24"/>
+          <w:szCs w:val="24"/>
+          <w:u w:val="single"/>
+        </w:rPr>
+      </w:pPr>
+      <w:r>
+        <w:rPr>
+          <w:rFonts w:ascii="Times New Roman" w:eastAsia="OGPNU+TimesNewRomanPSMT" w:hAnsi="Times New Roman" w:cs="OGPNU+TimesNewRomanPSMT"/>
+          <w:color w:val="000000"/>
+          <w:sz w:val="24"/>
+          <w:szCs w:val="24"/>
+          <w:u w:val="single"/>
+        </w:rPr>
+        <w:t>Обучающийся продемонстрировал умение самостоятельно работать с научной и учебной литературой, формулировать рекуррентные соотношения, выполнять их решение методом раскрутки и интерпретировать полученные асимптотические оценки. В работе получены и обоснованы формулы для числа компараторов операции четно-нечетного слияния, полной сортировочной сети Бэтчера и глубины сети.</w:t>
+      </w:r>
+    </w:p>
+    <w:p>
+      <w:pPr>
+        <w:widowControl w:val="0"/>
+        <w:spacing w:before="31" w:line="240" w:lineRule="auto"/>
+        <w:ind w:right="-20" w:firstLine="720"/>
+        <w:rPr>
+          <w:rFonts w:ascii="Times New Roman" w:eastAsia="OGPNU+TimesNewRomanPSMT" w:hAnsi="Times New Roman" w:cs="OGPNU+TimesNewRomanPSMT"/>
+          <w:color w:val="000000"/>
+          <w:sz w:val="24"/>
+          <w:szCs w:val="24"/>
+          <w:u w:val="single"/>
+        </w:rPr>
+      </w:pPr>
+      <w:r>
+        <w:rPr>
+          <w:rFonts w:ascii="Times New Roman" w:eastAsia="OGPNU+TimesNewRomanPSMT" w:hAnsi="Times New Roman" w:cs="OGPNU+TimesNewRomanPSMT"/>
+          <w:color w:val="000000"/>
+          <w:sz w:val="24"/>
+          <w:szCs w:val="24"/>
+          <w:u w:val="single"/>
+        </w:rPr>
+        <w:t xml:space="preserve">Практическая часть выполнена с использованием языка Python и среды </w:t>
+      </w:r>
+      <w:proofErr w:type="spellStart"/>
+      <w:r>
+        <w:rPr>
+          <w:rFonts w:ascii="Times New Roman" w:eastAsia="OGPNU+TimesNewRomanPSMT" w:hAnsi="Times New Roman" w:cs="OGPNU+TimesNewRomanPSMT"/>
+          <w:color w:val="000000"/>
+          <w:sz w:val="24"/>
+          <w:szCs w:val="24"/>
+          <w:u w:val="single"/>
+        </w:rPr>
+        <w:t>Jupyter</w:t>
+      </w:r>
+      <w:proofErr w:type="spellEnd"/>
+      <w:r>
+        <w:rPr>
+          <w:rFonts w:ascii="Times New Roman" w:eastAsia="OGPNU+TimesNewRomanPSMT" w:hAnsi="Times New Roman" w:cs="OGPNU+TimesNewRomanPSMT"/>
+          <w:color w:val="000000"/>
+          <w:sz w:val="24"/>
+          <w:szCs w:val="24"/>
+          <w:u w:val="single"/>
+        </w:rPr>
+        <w:t xml:space="preserve"> </w:t>
+      </w:r>
+      <w:proofErr w:type="spellStart"/>
+      <w:r>
+        <w:rPr>
+          <w:rFonts w:ascii="Times New Roman" w:eastAsia="OGPNU+TimesNewRomanPSMT" w:hAnsi="Times New Roman" w:cs="OGPNU+TimesNewRomanPSMT"/>
+          <w:color w:val="000000"/>
+          <w:sz w:val="24"/>
+          <w:szCs w:val="24"/>
+          <w:u w:val="single"/>
+        </w:rPr>
+        <w:t>Notebook</w:t>
+      </w:r>
+      <w:proofErr w:type="spellEnd"/>
+      <w:r>
+        <w:rPr>
+          <w:rFonts w:ascii="Times New Roman" w:eastAsia="OGPNU+TimesNewRomanPSMT" w:hAnsi="Times New Roman" w:cs="OGPNU+TimesNewRomanPSMT"/>
+          <w:color w:val="000000"/>
+          <w:sz w:val="24"/>
+          <w:szCs w:val="24"/>
+          <w:u w:val="single"/>
+        </w:rPr>
+        <w:t>. Реализованы алгоритмы сортировки со счетчиками сравнений, проведены вычислительные эксперименты и выполнено сопоставление эмпирических результатов с теоретическими формулами. Полученные результаты подтверждают корректность проведенного анализа.</w:t>
+      </w:r>
+    </w:p>
+    <w:p>
+      <w:pPr>
+        <w:widowControl w:val="0"/>
+        <w:spacing w:before="31" w:line="240" w:lineRule="auto"/>
+        <w:ind w:right="-20" w:firstLine="720"/>
+        <w:rPr>
+          <w:rFonts w:ascii="Times New Roman" w:eastAsia="OGPNU+TimesNewRomanPSMT" w:hAnsi="Times New Roman" w:cs="OGPNU+TimesNewRomanPSMT"/>
+          <w:color w:val="000000"/>
+          <w:sz w:val="24"/>
+          <w:szCs w:val="24"/>
+          <w:u w:val="single"/>
+        </w:rPr>
+      </w:pPr>
+      <w:r>
+        <w:rPr>
+          <w:rFonts w:ascii="Times New Roman" w:eastAsia="OGPNU+TimesNewRomanPSMT" w:hAnsi="Times New Roman" w:cs="OGPNU+TimesNewRomanPSMT"/>
+          <w:color w:val="000000"/>
+          <w:sz w:val="24"/>
+          <w:szCs w:val="24"/>
+          <w:u w:val="single"/>
+        </w:rPr>
+        <w:t>Работа имеет логичную структуру, соответствует заявленной теме и демонстрирует достаточный уровень теоретической подготовки автора. В качестве замечания можно отметить, что экспериментальная часть ориентирована преимущественно на подсчет числа сравнений и не включает подробный анализ времени выполнения на различных аппаратных платформах. Указанное замечание не снижает общей положительной оценки работы</w:t>
+      </w:r>
     </w:p>
     <w:p>
       <w:pPr>
@@ -2249,11 +2438,6 @@
         <w:spacing w:line="240" w:lineRule="auto"/>
         <w:ind w:right="-20"/>
         <w:rPr>
-          <w:rFonts w:ascii="Times New Roman" w:hAnsi="Times New Roman"/>
-        </w:rPr>
-      </w:pPr>
-      <w:r>
-        <w:rPr>
           <w:rFonts w:ascii="Times New Roman" w:eastAsia="EVLCC+TimesNewRomanPSMT" w:hAnsi="Times New Roman" w:cs="EVLCC+TimesNewRomanPSMT"/>
           <w:color w:val="000000"/>
           <w:w w:val="99"/>
@@ -2261,355 +2445,488 @@
           <w:szCs w:val="24"/>
           <w:u w:val="single"/>
         </w:rPr>
-        <w:t>Р</w:t>
-      </w:r>
-      <w:r>
-        <w:rPr>
-          <w:rFonts w:ascii="Times New Roman" w:eastAsia="EVLCC+TimesNewRomanPSMT" w:hAnsi="Times New Roman" w:cs="EVLCC+TimesNewRomanPSMT"/>
-          <w:color w:val="000000"/>
-          <w:sz w:val="24"/>
-          <w:szCs w:val="24"/>
-          <w:u w:val="single"/>
-        </w:rPr>
-        <w:t xml:space="preserve">абота </w:t>
-      </w:r>
-      <w:r>
-        <w:rPr>
-          <w:rFonts w:ascii="Times New Roman" w:eastAsia="EVLCC+TimesNewRomanPSMT" w:hAnsi="Times New Roman" w:cs="EVLCC+TimesNewRomanPSMT"/>
-          <w:color w:val="000000"/>
-          <w:w w:val="99"/>
-          <w:sz w:val="24"/>
-          <w:szCs w:val="24"/>
-          <w:u w:val="single"/>
-        </w:rPr>
-        <w:t>п</w:t>
-      </w:r>
-      <w:r>
-        <w:rPr>
-          <w:rFonts w:ascii="Times New Roman" w:eastAsia="EVLCC+TimesNewRomanPSMT" w:hAnsi="Times New Roman" w:cs="EVLCC+TimesNewRomanPSMT"/>
-          <w:color w:val="000000"/>
-          <w:sz w:val="24"/>
-          <w:szCs w:val="24"/>
-          <w:u w:val="single"/>
-        </w:rPr>
-        <w:t>ров</w:t>
-      </w:r>
-      <w:r>
-        <w:rPr>
-          <w:rFonts w:ascii="Times New Roman" w:eastAsia="EVLCC+TimesNewRomanPSMT" w:hAnsi="Times New Roman" w:cs="EVLCC+TimesNewRomanPSMT"/>
-          <w:color w:val="000000"/>
-          <w:spacing w:val="-1"/>
-          <w:sz w:val="24"/>
-          <w:szCs w:val="24"/>
-          <w:u w:val="single"/>
-        </w:rPr>
-        <w:t>е</w:t>
-      </w:r>
-      <w:r>
-        <w:rPr>
-          <w:rFonts w:ascii="Times New Roman" w:eastAsia="EVLCC+TimesNewRomanPSMT" w:hAnsi="Times New Roman" w:cs="EVLCC+TimesNewRomanPSMT"/>
-          <w:color w:val="000000"/>
-          <w:sz w:val="24"/>
-          <w:szCs w:val="24"/>
-          <w:u w:val="single"/>
-        </w:rPr>
-        <w:t>ре</w:t>
-      </w:r>
-      <w:r>
-        <w:rPr>
-          <w:rFonts w:ascii="Times New Roman" w:eastAsia="EVLCC+TimesNewRomanPSMT" w:hAnsi="Times New Roman" w:cs="EVLCC+TimesNewRomanPSMT"/>
-          <w:color w:val="000000"/>
-          <w:w w:val="99"/>
-          <w:sz w:val="24"/>
-          <w:szCs w:val="24"/>
-          <w:u w:val="single"/>
-        </w:rPr>
-        <w:t>н</w:t>
-      </w:r>
-      <w:r>
-        <w:rPr>
-          <w:rFonts w:ascii="Times New Roman" w:eastAsia="EVLCC+TimesNewRomanPSMT" w:hAnsi="Times New Roman" w:cs="EVLCC+TimesNewRomanPSMT"/>
-          <w:color w:val="000000"/>
-          <w:sz w:val="24"/>
-          <w:szCs w:val="24"/>
-          <w:u w:val="single"/>
-        </w:rPr>
-        <w:t xml:space="preserve">а </w:t>
-      </w:r>
-      <w:r>
-        <w:rPr>
-          <w:rFonts w:ascii="Times New Roman" w:eastAsia="EVLCC+TimesNewRomanPSMT" w:hAnsi="Times New Roman" w:cs="EVLCC+TimesNewRomanPSMT"/>
-          <w:color w:val="000000"/>
-          <w:w w:val="99"/>
-          <w:sz w:val="24"/>
-          <w:szCs w:val="24"/>
-          <w:u w:val="single"/>
-        </w:rPr>
-        <w:t>н</w:t>
-      </w:r>
-      <w:r>
-        <w:rPr>
-          <w:rFonts w:ascii="Times New Roman" w:eastAsia="EVLCC+TimesNewRomanPSMT" w:hAnsi="Times New Roman" w:cs="EVLCC+TimesNewRomanPSMT"/>
-          <w:color w:val="000000"/>
-          <w:sz w:val="24"/>
-          <w:szCs w:val="24"/>
-          <w:u w:val="single"/>
-        </w:rPr>
-        <w:t>а об</w:t>
-      </w:r>
-      <w:r>
-        <w:rPr>
-          <w:rFonts w:ascii="Times New Roman" w:eastAsia="EVLCC+TimesNewRomanPSMT" w:hAnsi="Times New Roman" w:cs="EVLCC+TimesNewRomanPSMT"/>
-          <w:color w:val="000000"/>
-          <w:w w:val="99"/>
-          <w:sz w:val="24"/>
-          <w:szCs w:val="24"/>
-          <w:u w:val="single"/>
-        </w:rPr>
-        <w:t>ъ</w:t>
-      </w:r>
-      <w:r>
-        <w:rPr>
-          <w:rFonts w:ascii="Times New Roman" w:eastAsia="EVLCC+TimesNewRomanPSMT" w:hAnsi="Times New Roman" w:cs="EVLCC+TimesNewRomanPSMT"/>
-          <w:color w:val="000000"/>
-          <w:sz w:val="24"/>
-          <w:szCs w:val="24"/>
-          <w:u w:val="single"/>
-        </w:rPr>
-        <w:t>ем за</w:t>
-      </w:r>
-      <w:r>
-        <w:rPr>
-          <w:rFonts w:ascii="Times New Roman" w:eastAsia="EVLCC+TimesNewRomanPSMT" w:hAnsi="Times New Roman" w:cs="EVLCC+TimesNewRomanPSMT"/>
-          <w:color w:val="000000"/>
-          <w:w w:val="99"/>
-          <w:sz w:val="24"/>
-          <w:szCs w:val="24"/>
-          <w:u w:val="single"/>
-        </w:rPr>
-        <w:t>и</w:t>
-      </w:r>
-      <w:r>
-        <w:rPr>
-          <w:rFonts w:ascii="Times New Roman" w:eastAsia="EVLCC+TimesNewRomanPSMT" w:hAnsi="Times New Roman" w:cs="EVLCC+TimesNewRomanPSMT"/>
-          <w:color w:val="000000"/>
-          <w:sz w:val="24"/>
-          <w:szCs w:val="24"/>
-          <w:u w:val="single"/>
-        </w:rPr>
-        <w:t>мс</w:t>
-      </w:r>
-      <w:r>
-        <w:rPr>
-          <w:rFonts w:ascii="Times New Roman" w:eastAsia="EVLCC+TimesNewRomanPSMT" w:hAnsi="Times New Roman" w:cs="EVLCC+TimesNewRomanPSMT"/>
-          <w:color w:val="000000"/>
-          <w:w w:val="99"/>
-          <w:sz w:val="24"/>
-          <w:szCs w:val="24"/>
-          <w:u w:val="single"/>
-        </w:rPr>
-        <w:t>т</w:t>
-      </w:r>
-      <w:r>
-        <w:rPr>
-          <w:rFonts w:ascii="Times New Roman" w:eastAsia="EVLCC+TimesNewRomanPSMT" w:hAnsi="Times New Roman" w:cs="EVLCC+TimesNewRomanPSMT"/>
-          <w:color w:val="000000"/>
-          <w:sz w:val="24"/>
-          <w:szCs w:val="24"/>
-          <w:u w:val="single"/>
-        </w:rPr>
-        <w:t>вов</w:t>
-      </w:r>
-      <w:r>
-        <w:rPr>
-          <w:rFonts w:ascii="Times New Roman" w:eastAsia="EVLCC+TimesNewRomanPSMT" w:hAnsi="Times New Roman" w:cs="EVLCC+TimesNewRomanPSMT"/>
-          <w:color w:val="000000"/>
-          <w:spacing w:val="-1"/>
-          <w:sz w:val="24"/>
-          <w:szCs w:val="24"/>
-          <w:u w:val="single"/>
-        </w:rPr>
-        <w:t>а</w:t>
-      </w:r>
-      <w:r>
-        <w:rPr>
-          <w:rFonts w:ascii="Times New Roman" w:eastAsia="EVLCC+TimesNewRomanPSMT" w:hAnsi="Times New Roman" w:cs="EVLCC+TimesNewRomanPSMT"/>
-          <w:color w:val="000000"/>
-          <w:sz w:val="24"/>
-          <w:szCs w:val="24"/>
-          <w:u w:val="single"/>
-        </w:rPr>
-        <w:t>н</w:t>
-      </w:r>
-      <w:r>
-        <w:rPr>
-          <w:rFonts w:ascii="Times New Roman" w:eastAsia="EVLCC+TimesNewRomanPSMT" w:hAnsi="Times New Roman" w:cs="EVLCC+TimesNewRomanPSMT"/>
-          <w:color w:val="000000"/>
-          <w:spacing w:val="1"/>
-          <w:sz w:val="24"/>
-          <w:szCs w:val="24"/>
-          <w:u w:val="single"/>
-        </w:rPr>
-        <w:t>и</w:t>
-      </w:r>
-      <w:r>
-        <w:rPr>
-          <w:rFonts w:ascii="Times New Roman" w:eastAsia="EVLCC+TimesNewRomanPSMT" w:hAnsi="Times New Roman" w:cs="EVLCC+TimesNewRomanPSMT"/>
-          <w:color w:val="000000"/>
-          <w:sz w:val="24"/>
-          <w:szCs w:val="24"/>
-          <w:u w:val="single"/>
-        </w:rPr>
-        <w:t xml:space="preserve">я. % </w:t>
-      </w:r>
-      <w:r>
-        <w:rPr>
-          <w:rFonts w:ascii="Times New Roman" w:eastAsia="EVLCC+TimesNewRomanPSMT" w:hAnsi="Times New Roman" w:cs="EVLCC+TimesNewRomanPSMT"/>
-          <w:color w:val="000000"/>
-          <w:w w:val="99"/>
-          <w:sz w:val="24"/>
-          <w:szCs w:val="24"/>
-          <w:u w:val="single"/>
-        </w:rPr>
-        <w:t>з</w:t>
-      </w:r>
-      <w:r>
-        <w:rPr>
-          <w:rFonts w:ascii="Times New Roman" w:eastAsia="EVLCC+TimesNewRomanPSMT" w:hAnsi="Times New Roman" w:cs="EVLCC+TimesNewRomanPSMT"/>
-          <w:color w:val="000000"/>
-          <w:sz w:val="24"/>
-          <w:szCs w:val="24"/>
-          <w:u w:val="single"/>
-        </w:rPr>
-        <w:t>а</w:t>
-      </w:r>
-      <w:r>
-        <w:rPr>
-          <w:rFonts w:ascii="Times New Roman" w:eastAsia="EVLCC+TimesNewRomanPSMT" w:hAnsi="Times New Roman" w:cs="EVLCC+TimesNewRomanPSMT"/>
-          <w:color w:val="000000"/>
-          <w:spacing w:val="1"/>
-          <w:sz w:val="24"/>
-          <w:szCs w:val="24"/>
-          <w:u w:val="single"/>
-        </w:rPr>
-        <w:t>и</w:t>
-      </w:r>
-      <w:r>
-        <w:rPr>
-          <w:rFonts w:ascii="Times New Roman" w:eastAsia="EVLCC+TimesNewRomanPSMT" w:hAnsi="Times New Roman" w:cs="EVLCC+TimesNewRomanPSMT"/>
-          <w:color w:val="000000"/>
-          <w:sz w:val="24"/>
-          <w:szCs w:val="24"/>
-          <w:u w:val="single"/>
-        </w:rPr>
-        <w:t>мс</w:t>
-      </w:r>
-      <w:r>
-        <w:rPr>
-          <w:rFonts w:ascii="Times New Roman" w:eastAsia="EVLCC+TimesNewRomanPSMT" w:hAnsi="Times New Roman" w:cs="EVLCC+TimesNewRomanPSMT"/>
-          <w:color w:val="000000"/>
-          <w:w w:val="99"/>
-          <w:sz w:val="24"/>
-          <w:szCs w:val="24"/>
-          <w:u w:val="single"/>
-        </w:rPr>
-        <w:t>т</w:t>
-      </w:r>
-      <w:r>
-        <w:rPr>
-          <w:rFonts w:ascii="Times New Roman" w:eastAsia="EVLCC+TimesNewRomanPSMT" w:hAnsi="Times New Roman" w:cs="EVLCC+TimesNewRomanPSMT"/>
-          <w:color w:val="000000"/>
-          <w:sz w:val="24"/>
-          <w:szCs w:val="24"/>
-          <w:u w:val="single"/>
-        </w:rPr>
-        <w:t>вов</w:t>
-      </w:r>
-      <w:r>
-        <w:rPr>
-          <w:rFonts w:ascii="Times New Roman" w:eastAsia="EVLCC+TimesNewRomanPSMT" w:hAnsi="Times New Roman" w:cs="EVLCC+TimesNewRomanPSMT"/>
-          <w:color w:val="000000"/>
-          <w:spacing w:val="-1"/>
-          <w:sz w:val="24"/>
-          <w:szCs w:val="24"/>
-          <w:u w:val="single"/>
-        </w:rPr>
-        <w:t>а</w:t>
-      </w:r>
-      <w:r>
-        <w:rPr>
-          <w:rFonts w:ascii="Times New Roman" w:eastAsia="EVLCC+TimesNewRomanPSMT" w:hAnsi="Times New Roman" w:cs="EVLCC+TimesNewRomanPSMT"/>
-          <w:color w:val="000000"/>
-          <w:sz w:val="24"/>
-          <w:szCs w:val="24"/>
-          <w:u w:val="single"/>
-        </w:rPr>
-        <w:t>ния</w:t>
-      </w:r>
-      <w:r>
-        <w:rPr>
-          <w:rFonts w:ascii="Times New Roman" w:eastAsia="EVLCC+TimesNewRomanPSMT" w:hAnsi="Times New Roman" w:cs="EVLCC+TimesNewRomanPSMT"/>
-          <w:color w:val="000000"/>
-          <w:spacing w:val="5"/>
-          <w:sz w:val="24"/>
-          <w:szCs w:val="24"/>
-          <w:u w:val="single"/>
-        </w:rPr>
-        <w:t xml:space="preserve"> </w:t>
-      </w:r>
-      <w:r>
-        <w:rPr>
-          <w:rFonts w:ascii="Times New Roman" w:hAnsi="Times New Roman"/>
-          <w:color w:val="000000"/>
-          <w:w w:val="108"/>
-          <w:sz w:val="24"/>
-          <w:szCs w:val="24"/>
-          <w:u w:val="single"/>
-        </w:rPr>
-        <w:t xml:space="preserve">-                                                         </w:t>
-      </w:r>
+      </w:pPr>
     </w:p>
     <w:p>
       <w:pPr>
         <w:widowControl w:val="0"/>
+        <w:tabs>
+          <w:tab w:val="left" w:pos="708"/>
+          <w:tab w:val="left" w:pos="9914"/>
+        </w:tabs>
         <w:spacing w:line="240" w:lineRule="auto"/>
         <w:ind w:right="-20"/>
         <w:rPr>
-          <w:rFonts w:eastAsia="EVLCC+TimesNewRomanPSMT" w:cs="EVLCC+TimesNewRomanPSMT"/>
-          <w:color w:val="000000"/>
-          <w:sz w:val="24"/>
-          <w:szCs w:val="24"/>
-        </w:rPr>
-      </w:pPr>
+          <w:rFonts w:ascii="Times New Roman" w:hAnsi="Times New Roman"/>
+        </w:rPr>
+      </w:pPr>
+      <w:r>
+        <w:rPr>
+          <w:rFonts w:ascii="Times New Roman" w:eastAsia="EVLCC+TimesNewRomanPSMT" w:hAnsi="Times New Roman" w:cs="EVLCC+TimesNewRomanPSMT"/>
+          <w:color w:val="000000"/>
+          <w:w w:val="99"/>
+          <w:sz w:val="24"/>
+          <w:szCs w:val="24"/>
+          <w:u w:val="single"/>
+        </w:rPr>
+        <w:t>Р</w:t>
+      </w:r>
+      <w:r>
+        <w:rPr>
+          <w:rFonts w:ascii="Times New Roman" w:eastAsia="EVLCC+TimesNewRomanPSMT" w:hAnsi="Times New Roman" w:cs="EVLCC+TimesNewRomanPSMT"/>
+          <w:color w:val="000000"/>
+          <w:sz w:val="24"/>
+          <w:szCs w:val="24"/>
+          <w:u w:val="single"/>
+        </w:rPr>
+        <w:t xml:space="preserve">абота </w:t>
+      </w:r>
+      <w:r>
+        <w:rPr>
+          <w:rFonts w:ascii="Times New Roman" w:eastAsia="EVLCC+TimesNewRomanPSMT" w:hAnsi="Times New Roman" w:cs="EVLCC+TimesNewRomanPSMT"/>
+          <w:color w:val="000000"/>
+          <w:w w:val="99"/>
+          <w:sz w:val="24"/>
+          <w:szCs w:val="24"/>
+          <w:u w:val="single"/>
+        </w:rPr>
+        <w:t>п</w:t>
+      </w:r>
+      <w:r>
+        <w:rPr>
+          <w:rFonts w:ascii="Times New Roman" w:eastAsia="EVLCC+TimesNewRomanPSMT" w:hAnsi="Times New Roman" w:cs="EVLCC+TimesNewRomanPSMT"/>
+          <w:color w:val="000000"/>
+          <w:sz w:val="24"/>
+          <w:szCs w:val="24"/>
+          <w:u w:val="single"/>
+        </w:rPr>
+        <w:t>ров</w:t>
+      </w:r>
+      <w:r>
+        <w:rPr>
+          <w:rFonts w:ascii="Times New Roman" w:eastAsia="EVLCC+TimesNewRomanPSMT" w:hAnsi="Times New Roman" w:cs="EVLCC+TimesNewRomanPSMT"/>
+          <w:color w:val="000000"/>
+          <w:spacing w:val="-1"/>
+          <w:sz w:val="24"/>
+          <w:szCs w:val="24"/>
+          <w:u w:val="single"/>
+        </w:rPr>
+        <w:t>е</w:t>
+      </w:r>
+      <w:r>
+        <w:rPr>
+          <w:rFonts w:ascii="Times New Roman" w:eastAsia="EVLCC+TimesNewRomanPSMT" w:hAnsi="Times New Roman" w:cs="EVLCC+TimesNewRomanPSMT"/>
+          <w:color w:val="000000"/>
+          <w:sz w:val="24"/>
+          <w:szCs w:val="24"/>
+          <w:u w:val="single"/>
+        </w:rPr>
+        <w:t>ре</w:t>
+      </w:r>
+      <w:r>
+        <w:rPr>
+          <w:rFonts w:ascii="Times New Roman" w:eastAsia="EVLCC+TimesNewRomanPSMT" w:hAnsi="Times New Roman" w:cs="EVLCC+TimesNewRomanPSMT"/>
+          <w:color w:val="000000"/>
+          <w:w w:val="99"/>
+          <w:sz w:val="24"/>
+          <w:szCs w:val="24"/>
+          <w:u w:val="single"/>
+        </w:rPr>
+        <w:t>н</w:t>
+      </w:r>
+      <w:r>
+        <w:rPr>
+          <w:rFonts w:ascii="Times New Roman" w:eastAsia="EVLCC+TimesNewRomanPSMT" w:hAnsi="Times New Roman" w:cs="EVLCC+TimesNewRomanPSMT"/>
+          <w:color w:val="000000"/>
+          <w:sz w:val="24"/>
+          <w:szCs w:val="24"/>
+          <w:u w:val="single"/>
+        </w:rPr>
+        <w:t xml:space="preserve">а </w:t>
+      </w:r>
+      <w:r>
+        <w:rPr>
+          <w:rFonts w:ascii="Times New Roman" w:eastAsia="EVLCC+TimesNewRomanPSMT" w:hAnsi="Times New Roman" w:cs="EVLCC+TimesNewRomanPSMT"/>
+          <w:color w:val="000000"/>
+          <w:w w:val="99"/>
+          <w:sz w:val="24"/>
+          <w:szCs w:val="24"/>
+          <w:u w:val="single"/>
+        </w:rPr>
+        <w:t>н</w:t>
+      </w:r>
+      <w:r>
+        <w:rPr>
+          <w:rFonts w:ascii="Times New Roman" w:eastAsia="EVLCC+TimesNewRomanPSMT" w:hAnsi="Times New Roman" w:cs="EVLCC+TimesNewRomanPSMT"/>
+          <w:color w:val="000000"/>
+          <w:sz w:val="24"/>
+          <w:szCs w:val="24"/>
+          <w:u w:val="single"/>
+        </w:rPr>
+        <w:t>а об</w:t>
+      </w:r>
+      <w:r>
+        <w:rPr>
+          <w:rFonts w:ascii="Times New Roman" w:eastAsia="EVLCC+TimesNewRomanPSMT" w:hAnsi="Times New Roman" w:cs="EVLCC+TimesNewRomanPSMT"/>
+          <w:color w:val="000000"/>
+          <w:w w:val="99"/>
+          <w:sz w:val="24"/>
+          <w:szCs w:val="24"/>
+          <w:u w:val="single"/>
+        </w:rPr>
+        <w:t>ъ</w:t>
+      </w:r>
+      <w:r>
+        <w:rPr>
+          <w:rFonts w:ascii="Times New Roman" w:eastAsia="EVLCC+TimesNewRomanPSMT" w:hAnsi="Times New Roman" w:cs="EVLCC+TimesNewRomanPSMT"/>
+          <w:color w:val="000000"/>
+          <w:sz w:val="24"/>
+          <w:szCs w:val="24"/>
+          <w:u w:val="single"/>
+        </w:rPr>
+        <w:t>ем за</w:t>
+      </w:r>
+      <w:r>
+        <w:rPr>
+          <w:rFonts w:ascii="Times New Roman" w:eastAsia="EVLCC+TimesNewRomanPSMT" w:hAnsi="Times New Roman" w:cs="EVLCC+TimesNewRomanPSMT"/>
+          <w:color w:val="000000"/>
+          <w:w w:val="99"/>
+          <w:sz w:val="24"/>
+          <w:szCs w:val="24"/>
+          <w:u w:val="single"/>
+        </w:rPr>
+        <w:t>и</w:t>
+      </w:r>
+      <w:r>
+        <w:rPr>
+          <w:rFonts w:ascii="Times New Roman" w:eastAsia="EVLCC+TimesNewRomanPSMT" w:hAnsi="Times New Roman" w:cs="EVLCC+TimesNewRomanPSMT"/>
+          <w:color w:val="000000"/>
+          <w:sz w:val="24"/>
+          <w:szCs w:val="24"/>
+          <w:u w:val="single"/>
+        </w:rPr>
+        <w:t>мс</w:t>
+      </w:r>
+      <w:r>
+        <w:rPr>
+          <w:rFonts w:ascii="Times New Roman" w:eastAsia="EVLCC+TimesNewRomanPSMT" w:hAnsi="Times New Roman" w:cs="EVLCC+TimesNewRomanPSMT"/>
+          <w:color w:val="000000"/>
+          <w:w w:val="99"/>
+          <w:sz w:val="24"/>
+          <w:szCs w:val="24"/>
+          <w:u w:val="single"/>
+        </w:rPr>
+        <w:t>т</w:t>
+      </w:r>
+      <w:r>
+        <w:rPr>
+          <w:rFonts w:ascii="Times New Roman" w:eastAsia="EVLCC+TimesNewRomanPSMT" w:hAnsi="Times New Roman" w:cs="EVLCC+TimesNewRomanPSMT"/>
+          <w:color w:val="000000"/>
+          <w:sz w:val="24"/>
+          <w:szCs w:val="24"/>
+          <w:u w:val="single"/>
+        </w:rPr>
+        <w:t>вов</w:t>
+      </w:r>
+      <w:r>
+        <w:rPr>
+          <w:rFonts w:ascii="Times New Roman" w:eastAsia="EVLCC+TimesNewRomanPSMT" w:hAnsi="Times New Roman" w:cs="EVLCC+TimesNewRomanPSMT"/>
+          <w:color w:val="000000"/>
+          <w:spacing w:val="-1"/>
+          <w:sz w:val="24"/>
+          <w:szCs w:val="24"/>
+          <w:u w:val="single"/>
+        </w:rPr>
+        <w:t>а</w:t>
+      </w:r>
+      <w:r>
+        <w:rPr>
+          <w:rFonts w:ascii="Times New Roman" w:eastAsia="EVLCC+TimesNewRomanPSMT" w:hAnsi="Times New Roman" w:cs="EVLCC+TimesNewRomanPSMT"/>
+          <w:color w:val="000000"/>
+          <w:sz w:val="24"/>
+          <w:szCs w:val="24"/>
+          <w:u w:val="single"/>
+        </w:rPr>
+        <w:t>н</w:t>
+      </w:r>
+      <w:r>
+        <w:rPr>
+          <w:rFonts w:ascii="Times New Roman" w:eastAsia="EVLCC+TimesNewRomanPSMT" w:hAnsi="Times New Roman" w:cs="EVLCC+TimesNewRomanPSMT"/>
+          <w:color w:val="000000"/>
+          <w:spacing w:val="1"/>
+          <w:sz w:val="24"/>
+          <w:szCs w:val="24"/>
+          <w:u w:val="single"/>
+        </w:rPr>
+        <w:t>и</w:t>
+      </w:r>
+      <w:r>
+        <w:rPr>
+          <w:rFonts w:ascii="Times New Roman" w:eastAsia="EVLCC+TimesNewRomanPSMT" w:hAnsi="Times New Roman" w:cs="EVLCC+TimesNewRomanPSMT"/>
+          <w:color w:val="000000"/>
+          <w:sz w:val="24"/>
+          <w:szCs w:val="24"/>
+          <w:u w:val="single"/>
+        </w:rPr>
+        <w:t xml:space="preserve">я. % </w:t>
+      </w:r>
+      <w:r>
+        <w:rPr>
+          <w:rFonts w:ascii="Times New Roman" w:eastAsia="EVLCC+TimesNewRomanPSMT" w:hAnsi="Times New Roman" w:cs="EVLCC+TimesNewRomanPSMT"/>
+          <w:color w:val="000000"/>
+          <w:w w:val="99"/>
+          <w:sz w:val="24"/>
+          <w:szCs w:val="24"/>
+          <w:u w:val="single"/>
+        </w:rPr>
+        <w:t>з</w:t>
+      </w:r>
+      <w:r>
+        <w:rPr>
+          <w:rFonts w:ascii="Times New Roman" w:eastAsia="EVLCC+TimesNewRomanPSMT" w:hAnsi="Times New Roman" w:cs="EVLCC+TimesNewRomanPSMT"/>
+          <w:color w:val="000000"/>
+          <w:sz w:val="24"/>
+          <w:szCs w:val="24"/>
+          <w:u w:val="single"/>
+        </w:rPr>
+        <w:t>а</w:t>
+      </w:r>
+      <w:r>
+        <w:rPr>
+          <w:rFonts w:ascii="Times New Roman" w:eastAsia="EVLCC+TimesNewRomanPSMT" w:hAnsi="Times New Roman" w:cs="EVLCC+TimesNewRomanPSMT"/>
+          <w:color w:val="000000"/>
+          <w:spacing w:val="1"/>
+          <w:sz w:val="24"/>
+          <w:szCs w:val="24"/>
+          <w:u w:val="single"/>
+        </w:rPr>
+        <w:t>и</w:t>
+      </w:r>
+      <w:r>
+        <w:rPr>
+          <w:rFonts w:ascii="Times New Roman" w:eastAsia="EVLCC+TimesNewRomanPSMT" w:hAnsi="Times New Roman" w:cs="EVLCC+TimesNewRomanPSMT"/>
+          <w:color w:val="000000"/>
+          <w:sz w:val="24"/>
+          <w:szCs w:val="24"/>
+          <w:u w:val="single"/>
+        </w:rPr>
+        <w:t>мс</w:t>
+      </w:r>
+      <w:r>
+        <w:rPr>
+          <w:rFonts w:ascii="Times New Roman" w:eastAsia="EVLCC+TimesNewRomanPSMT" w:hAnsi="Times New Roman" w:cs="EVLCC+TimesNewRomanPSMT"/>
+          <w:color w:val="000000"/>
+          <w:w w:val="99"/>
+          <w:sz w:val="24"/>
+          <w:szCs w:val="24"/>
+          <w:u w:val="single"/>
+        </w:rPr>
+        <w:t>т</w:t>
+      </w:r>
+      <w:r>
+        <w:rPr>
+          <w:rFonts w:ascii="Times New Roman" w:eastAsia="EVLCC+TimesNewRomanPSMT" w:hAnsi="Times New Roman" w:cs="EVLCC+TimesNewRomanPSMT"/>
+          <w:color w:val="000000"/>
+          <w:sz w:val="24"/>
+          <w:szCs w:val="24"/>
+          <w:u w:val="single"/>
+        </w:rPr>
+        <w:t>вов</w:t>
+      </w:r>
+      <w:r>
+        <w:rPr>
+          <w:rFonts w:ascii="Times New Roman" w:eastAsia="EVLCC+TimesNewRomanPSMT" w:hAnsi="Times New Roman" w:cs="EVLCC+TimesNewRomanPSMT"/>
+          <w:color w:val="000000"/>
+          <w:spacing w:val="-1"/>
+          <w:sz w:val="24"/>
+          <w:szCs w:val="24"/>
+          <w:u w:val="single"/>
+        </w:rPr>
+        <w:t>а</w:t>
+      </w:r>
+      <w:r>
+        <w:rPr>
+          <w:rFonts w:ascii="Times New Roman" w:eastAsia="EVLCC+TimesNewRomanPSMT" w:hAnsi="Times New Roman" w:cs="EVLCC+TimesNewRomanPSMT"/>
+          <w:color w:val="000000"/>
+          <w:sz w:val="24"/>
+          <w:szCs w:val="24"/>
+          <w:u w:val="single"/>
+        </w:rPr>
+        <w:t>ния</w:t>
+      </w:r>
+      <w:r>
+        <w:rPr>
+          <w:rFonts w:ascii="Times New Roman" w:eastAsia="EVLCC+TimesNewRomanPSMT" w:hAnsi="Times New Roman" w:cs="EVLCC+TimesNewRomanPSMT"/>
+          <w:color w:val="000000"/>
+          <w:spacing w:val="5"/>
+          <w:sz w:val="24"/>
+          <w:szCs w:val="24"/>
+          <w:u w:val="single"/>
+        </w:rPr>
+        <w:t xml:space="preserve"> </w:t>
+      </w:r>
+      <w:r>
+        <w:rPr>
+          <w:rFonts w:ascii="Times New Roman" w:hAnsi="Times New Roman"/>
+          <w:color w:val="000000"/>
+          <w:w w:val="108"/>
+          <w:sz w:val="24"/>
+          <w:szCs w:val="24"/>
+          <w:u w:val="single"/>
+        </w:rPr>
+        <w:t xml:space="preserve">-     </w:t>
+      </w:r>
+      <w:r>
+        <w:rPr>
+          <w:rFonts w:ascii="Times New Roman" w:hAnsi="Times New Roman"/>
+          <w:color w:val="000000"/>
+          <w:w w:val="108"/>
+          <w:sz w:val="24"/>
+          <w:szCs w:val="24"/>
+          <w:u w:val="single"/>
+        </w:rPr>
+        <w:t>3</w:t>
+      </w:r>
+      <w:r>
+        <w:rPr>
+          <w:rFonts w:ascii="Times New Roman" w:hAnsi="Times New Roman"/>
+          <w:color w:val="000000"/>
+          <w:w w:val="108"/>
+          <w:sz w:val="24"/>
+          <w:szCs w:val="24"/>
+          <w:u w:val="single"/>
+        </w:rPr>
+        <w:t>,78</w:t>
+      </w:r>
+      <w:r>
+        <w:rPr>
+          <w:rFonts w:ascii="Times New Roman" w:hAnsi="Times New Roman"/>
+          <w:color w:val="000000"/>
+          <w:w w:val="108"/>
+          <w:sz w:val="24"/>
+          <w:szCs w:val="24"/>
+          <w:u w:val="single"/>
+        </w:rPr>
+        <w:t>%</w:t>
+      </w:r>
+      <w:r>
+        <w:rPr>
+          <w:rFonts w:ascii="Times New Roman" w:hAnsi="Times New Roman"/>
+          <w:color w:val="000000"/>
+          <w:w w:val="108"/>
+          <w:sz w:val="24"/>
+          <w:szCs w:val="24"/>
+          <w:u w:val="single"/>
+        </w:rPr>
+        <w:t xml:space="preserve">                                                    </w:t>
+      </w:r>
     </w:p>
     <w:p>
       <w:pPr>
-        <w:widowControl w:val="0"/>
-        <w:spacing w:line="240" w:lineRule="auto"/>
-        <w:ind w:right="-20"/>
-        <w:rPr>
-          <w:rFonts w:ascii="Times New Roman" w:hAnsi="Times New Roman"/>
-        </w:rPr>
-      </w:pPr>
-      <w:r>
-        <w:rPr>
-          <w:rFonts w:ascii="Times New Roman" w:eastAsia="EVLCC+TimesNewRomanPSMT" w:hAnsi="Times New Roman" w:cs="EVLCC+TimesNewRomanPSMT"/>
-          <w:color w:val="000000"/>
-          <w:sz w:val="24"/>
-          <w:szCs w:val="24"/>
-        </w:rPr>
-        <w:t>Заключение:_____________________________________________________________________________________________________________________________________________________________</w:t>
-      </w:r>
+        <w:spacing w:line="240" w:lineRule="exact"/>
+        <w:rPr>
+          <w:rFonts w:ascii="Times New Roman" w:eastAsia="EVLCC+TimesNewRomanPSMT" w:hAnsi="Times New Roman" w:cs="EVLCC+TimesNewRomanPSMT"/>
+          <w:color w:val="000000"/>
+          <w:sz w:val="24"/>
+          <w:szCs w:val="24"/>
+          <w:u w:val="single"/>
+        </w:rPr>
+      </w:pPr>
     </w:p>
     <w:p>
       <w:pPr>
         <w:spacing w:line="240" w:lineRule="exact"/>
         <w:rPr>
-          <w:rFonts w:ascii="Times New Roman" w:hAnsi="Times New Roman"/>
-          <w:sz w:val="24"/>
-          <w:szCs w:val="24"/>
-        </w:rPr>
-      </w:pPr>
+          <w:rFonts w:ascii="Times New Roman" w:eastAsia="EVLCC+TimesNewRomanPSMT" w:hAnsi="Times New Roman" w:cs="EVLCC+TimesNewRomanPSMT"/>
+          <w:color w:val="000000"/>
+          <w:sz w:val="24"/>
+          <w:szCs w:val="24"/>
+          <w:u w:val="single"/>
+        </w:rPr>
+      </w:pPr>
+      <w:r>
+        <w:rPr>
+          <w:rFonts w:ascii="Times New Roman" w:eastAsia="EVLCC+TimesNewRomanPSMT" w:hAnsi="Times New Roman" w:cs="EVLCC+TimesNewRomanPSMT"/>
+          <w:color w:val="000000"/>
+          <w:sz w:val="24"/>
+          <w:szCs w:val="24"/>
+          <w:u w:val="single"/>
+        </w:rPr>
+        <w:t>Заключение</w:t>
+      </w:r>
+      <w:proofErr w:type="gramStart"/>
+      <w:r>
+        <w:rPr>
+          <w:rFonts w:ascii="Times New Roman" w:eastAsia="EVLCC+TimesNewRomanPSMT" w:hAnsi="Times New Roman" w:cs="EVLCC+TimesNewRomanPSMT"/>
+          <w:color w:val="000000"/>
+          <w:sz w:val="24"/>
+          <w:szCs w:val="24"/>
+          <w:u w:val="single"/>
+        </w:rPr>
+        <w:t xml:space="preserve">: </w:t>
+      </w:r>
+      <w:r>
+        <w:rPr>
+          <w:rFonts w:ascii="Times New Roman" w:eastAsia="EVLCC+TimesNewRomanPSMT" w:hAnsi="Times New Roman" w:cs="EVLCC+TimesNewRomanPSMT"/>
+          <w:color w:val="000000"/>
+          <w:sz w:val="24"/>
+          <w:szCs w:val="24"/>
+          <w:u w:val="single"/>
+        </w:rPr>
+        <w:t>Рекомендую</w:t>
+      </w:r>
+      <w:proofErr w:type="gramEnd"/>
+      <w:r>
+        <w:rPr>
+          <w:rFonts w:ascii="Times New Roman" w:eastAsia="EVLCC+TimesNewRomanPSMT" w:hAnsi="Times New Roman" w:cs="EVLCC+TimesNewRomanPSMT"/>
+          <w:color w:val="000000"/>
+          <w:sz w:val="24"/>
+          <w:szCs w:val="24"/>
+          <w:u w:val="single"/>
+        </w:rPr>
+        <w:t xml:space="preserve"> к присвоению квалификации, работа полностью соответствует </w:t>
+      </w:r>
+    </w:p>
+    <w:p>
+      <w:pPr>
+        <w:spacing w:line="240" w:lineRule="exact"/>
+        <w:rPr>
+          <w:rFonts w:ascii="Times New Roman" w:hAnsi="Times New Roman"/>
+          <w:sz w:val="24"/>
+          <w:szCs w:val="24"/>
+          <w:u w:val="single"/>
+        </w:rPr>
+      </w:pPr>
+      <w:r>
+        <w:rPr>
+          <w:rFonts w:ascii="Times New Roman" w:eastAsia="EVLCC+TimesNewRomanPSMT" w:hAnsi="Times New Roman" w:cs="EVLCC+TimesNewRomanPSMT"/>
+          <w:color w:val="000000"/>
+          <w:sz w:val="24"/>
+          <w:szCs w:val="24"/>
+          <w:u w:val="single"/>
+        </w:rPr>
+        <w:t xml:space="preserve">требованиям, предъявляемым к выпускным квалификационным работам. </w:t>
+      </w:r>
+      <w:r>
+        <w:rPr>
+          <w:rFonts w:ascii="Times New Roman" w:eastAsia="EVLCC+TimesNewRomanPSMT" w:hAnsi="Times New Roman" w:cs="EVLCC+TimesNewRomanPSMT"/>
+          <w:color w:val="000000"/>
+          <w:sz w:val="24"/>
+          <w:szCs w:val="24"/>
+          <w:u w:val="single"/>
+        </w:rPr>
+        <w:t>Муханов Дмитрий Ильич</w:t>
+      </w:r>
+      <w:r>
+        <w:rPr>
+          <w:rFonts w:ascii="Times New Roman" w:eastAsia="EVLCC+TimesNewRomanPSMT" w:hAnsi="Times New Roman" w:cs="EVLCC+TimesNewRomanPSMT"/>
+          <w:color w:val="000000"/>
+          <w:sz w:val="24"/>
+          <w:szCs w:val="24"/>
+          <w:u w:val="single"/>
+        </w:rPr>
+        <w:t xml:space="preserve"> за выполнение ВКР заслуживает оценку 5 (отлично).</w:t>
+      </w:r>
     </w:p>
     <w:p>
       <w:pPr>
@@ -2765,13 +3082,11 @@
       <w:bookmarkEnd w:id="3"/>
     </w:p>
     <w:sectPr>
-      <w:type w:val="nextPage"/>
       <w:pgSz w:w="11906" w:h="16838"/>
       <w:pgMar w:top="664" w:right="618" w:bottom="282" w:left="1133" w:header="0" w:footer="0" w:gutter="0"/>
       <w:pgNumType w:start="5"/>
       <w:cols w:space="720"/>
       <w:formProt w:val="0"/>
-      <w:titlePg w:val="0"/>
       <w:docGrid w:linePitch="100" w:charSpace="4096"/>
     </w:sectPr>
   </w:body>
@@ -2779,7 +3094,7 @@
 </file>
 
 <file path=word/styles.xml><?xml version="1.0" encoding="utf-8"?>
-<w:styles xmlns:mc="http://schemas.openxmlformats.org/markup-compatibility/2006" xmlns:r="http://schemas.openxmlformats.org/officeDocument/2006/relationships" xmlns:w="http://schemas.openxmlformats.org/wordprocessingml/2006/main" xmlns:w14="http://schemas.microsoft.com/office/word/2010/wordml" xmlns:w15="http://schemas.microsoft.com/office/word/2012/wordml" mc:Ignorable="w14 w15">
+<w:styles xmlns:mc="http://schemas.openxmlformats.org/markup-compatibility/2006" xmlns:r="http://schemas.openxmlformats.org/officeDocument/2006/relationships" xmlns:w="http://schemas.openxmlformats.org/wordprocessingml/2006/main" xmlns:w14="http://schemas.microsoft.com/office/word/2010/wordml" xmlns:w15="http://schemas.microsoft.com/office/word/2012/wordml" xmlns:w16cex="http://schemas.microsoft.com/office/word/2018/wordml/cex" xmlns:w16cid="http://schemas.microsoft.com/office/word/2016/wordml/cid" xmlns:w16="http://schemas.microsoft.com/office/word/2018/wordml" xmlns:w16sdtdh="http://schemas.microsoft.com/office/word/2020/wordml/sdtdatahash" xmlns:w16se="http://schemas.microsoft.com/office/word/2015/wordml/symex" mc:Ignorable="w14 w15 w16se w16cid w16 w16cex w16sdtdh">
   <w:docDefaults>
     <w:rPrDefault>
       <w:rPr>
@@ -3167,24 +3482,24 @@
     <w:lsdException w:name="List Table 5 Dark Accent 6" w:uiPriority="50"/>
     <w:lsdException w:name="List Table 6 Colorful Accent 6" w:uiPriority="51"/>
     <w:lsdException w:name="List Table 7 Colorful Accent 6" w:uiPriority="52"/>
-    <w:lsdException w:name="Smart Link" w:semiHidden="1" w:unhideWhenUsed="1"/>
     <w:lsdException w:name="Mention" w:semiHidden="1" w:unhideWhenUsed="1"/>
     <w:lsdException w:name="Smart Hyperlink" w:semiHidden="1" w:unhideWhenUsed="1"/>
     <w:lsdException w:name="Hashtag" w:semiHidden="1" w:unhideWhenUsed="1"/>
     <w:lsdException w:name="Unresolved Mention" w:semiHidden="1" w:unhideWhenUsed="1"/>
+    <w:lsdException w:name="Smart Link" w:semiHidden="1" w:unhideWhenUsed="1"/>
   </w:latentStyles>
-  <w:style w:type="paragraph" w:default="1" w:styleId="Normal">
+  <w:style w:type="paragraph" w:default="1" w:styleId="a">
     <w:name w:val="Normal"/>
     <w:qFormat/>
-    <w:rsid w:val="00764C0A"/>
+    <w:rsid w:val="00A90459"/>
     <w:pPr>
       <w:spacing w:line="259" w:lineRule="auto"/>
     </w:pPr>
   </w:style>
-  <w:style w:type="paragraph" w:styleId="Heading1">
+  <w:style w:type="paragraph" w:styleId="1">
     <w:name w:val="heading 1"/>
-    <w:next w:val="Normal"/>
-    <w:link w:val="1"/>
+    <w:next w:val="a"/>
+    <w:link w:val="10"/>
     <w:uiPriority w:val="9"/>
     <w:unhideWhenUsed/>
     <w:qFormat/>
@@ -3204,13 +3519,12 @@
       <w:lang w:val="en-US" w:eastAsia="en-US"/>
     </w:rPr>
   </w:style>
-  <w:style w:type="character" w:default="1" w:styleId="DefaultParagraphFont">
+  <w:style w:type="character" w:default="1" w:styleId="a0">
     <w:name w:val="Default Paragraph Font"/>
     <w:uiPriority w:val="1"/>
-    <w:semiHidden/>
     <w:unhideWhenUsed/>
   </w:style>
-  <w:style w:type="table" w:default="1" w:styleId="TableNormal">
+  <w:style w:type="table" w:default="1" w:styleId="a1">
     <w:name w:val="Normal Table"/>
     <w:uiPriority w:val="99"/>
     <w:semiHidden/>
@@ -3225,15 +3539,15 @@
       </w:tblCellMar>
     </w:tblPr>
   </w:style>
-  <w:style w:type="numbering" w:default="1" w:styleId="NoList">
+  <w:style w:type="numbering" w:default="1" w:styleId="a2">
     <w:name w:val="No List"/>
     <w:uiPriority w:val="99"/>
     <w:semiHidden/>
     <w:unhideWhenUsed/>
   </w:style>
-  <w:style w:type="character" w:styleId="CommentReference">
+  <w:style w:type="character" w:styleId="a3">
     <w:name w:val="annotation reference"/>
-    <w:basedOn w:val="DefaultParagraphFont"/>
+    <w:basedOn w:val="a0"/>
     <w:uiPriority w:val="99"/>
     <w:semiHidden/>
     <w:unhideWhenUsed/>
@@ -3244,10 +3558,10 @@
       <w:szCs w:val="16"/>
     </w:rPr>
   </w:style>
-  <w:style w:type="character" w:customStyle="1" w:styleId="a">
+  <w:style w:type="character" w:customStyle="1" w:styleId="a4">
     <w:name w:val="Текст примечания Знак"/>
-    <w:basedOn w:val="DefaultParagraphFont"/>
-    <w:link w:val="CommentText"/>
+    <w:basedOn w:val="a0"/>
+    <w:link w:val="a5"/>
     <w:uiPriority w:val="99"/>
     <w:qFormat/>
     <w:rsid w:val="00E874E8"/>
@@ -3256,10 +3570,10 @@
       <w:szCs w:val="20"/>
     </w:rPr>
   </w:style>
-  <w:style w:type="character" w:customStyle="1" w:styleId="a0">
+  <w:style w:type="character" w:customStyle="1" w:styleId="a6">
     <w:name w:val="Тема примечания Знак"/>
-    <w:basedOn w:val="a"/>
-    <w:link w:val="CommentSubject"/>
+    <w:basedOn w:val="a4"/>
+    <w:link w:val="a7"/>
     <w:uiPriority w:val="99"/>
     <w:semiHidden/>
     <w:qFormat/>
@@ -3271,10 +3585,10 @@
       <w:szCs w:val="20"/>
     </w:rPr>
   </w:style>
-  <w:style w:type="character" w:customStyle="1" w:styleId="a1">
+  <w:style w:type="character" w:customStyle="1" w:styleId="a8">
     <w:name w:val="Текст выноски Знак"/>
-    <w:basedOn w:val="DefaultParagraphFont"/>
-    <w:link w:val="BalloonText"/>
+    <w:basedOn w:val="a0"/>
+    <w:link w:val="a9"/>
     <w:uiPriority w:val="99"/>
     <w:semiHidden/>
     <w:qFormat/>
@@ -3285,10 +3599,10 @@
       <w:szCs w:val="16"/>
     </w:rPr>
   </w:style>
-  <w:style w:type="character" w:customStyle="1" w:styleId="1">
+  <w:style w:type="character" w:customStyle="1" w:styleId="10">
     <w:name w:val="Заголовок 1 Знак"/>
-    <w:basedOn w:val="DefaultParagraphFont"/>
-    <w:link w:val="Heading1"/>
+    <w:basedOn w:val="a0"/>
+    <w:link w:val="1"/>
     <w:uiPriority w:val="9"/>
     <w:qFormat/>
     <w:rsid w:val="007218A9"/>
@@ -3300,9 +3614,9 @@
       <w:lang w:val="en-US" w:eastAsia="en-US"/>
     </w:rPr>
   </w:style>
-  <w:style w:type="character" w:styleId="PlaceholderText">
+  <w:style w:type="character" w:styleId="aa">
     <w:name w:val="Placeholder Text"/>
-    <w:basedOn w:val="DefaultParagraphFont"/>
+    <w:basedOn w:val="a0"/>
     <w:uiPriority w:val="99"/>
     <w:semiHidden/>
     <w:qFormat/>
@@ -3322,10 +3636,10 @@
       <w:szCs w:val="18"/>
     </w:rPr>
   </w:style>
-  <w:style w:type="paragraph" w:styleId="Title">
+  <w:style w:type="paragraph" w:styleId="ab">
     <w:name w:val="Title"/>
-    <w:basedOn w:val="Normal"/>
-    <w:next w:val="BodyText"/>
+    <w:basedOn w:val="a"/>
+    <w:next w:val="ac"/>
     <w:qFormat/>
     <w:pPr>
       <w:keepNext/>
@@ -3337,23 +3651,23 @@
       <w:szCs w:val="28"/>
     </w:rPr>
   </w:style>
-  <w:style w:type="paragraph" w:styleId="BodyText">
+  <w:style w:type="paragraph" w:styleId="ac">
     <w:name w:val="Body Text"/>
-    <w:basedOn w:val="Normal"/>
+    <w:basedOn w:val="a"/>
     <w:pPr>
       <w:spacing w:after="140" w:line="276" w:lineRule="auto"/>
     </w:pPr>
   </w:style>
-  <w:style w:type="paragraph" w:styleId="List">
+  <w:style w:type="paragraph" w:styleId="ad">
     <w:name w:val="List"/>
-    <w:basedOn w:val="BodyText"/>
+    <w:basedOn w:val="ac"/>
     <w:rPr>
       <w:rFonts w:ascii="PT Astra Serif" w:hAnsi="PT Astra Serif" w:cs="Noto Sans Devanagari"/>
     </w:rPr>
   </w:style>
-  <w:style w:type="paragraph" w:styleId="Caption">
+  <w:style w:type="paragraph" w:styleId="ae">
     <w:name w:val="caption"/>
-    <w:basedOn w:val="Normal"/>
+    <w:basedOn w:val="a"/>
     <w:qFormat/>
     <w:pPr>
       <w:suppressLineNumbers/>
@@ -3367,9 +3681,9 @@
       <w:szCs w:val="24"/>
     </w:rPr>
   </w:style>
-  <w:style w:type="paragraph" w:styleId="IndexHeading">
+  <w:style w:type="paragraph" w:styleId="af">
     <w:name w:val="index heading"/>
-    <w:basedOn w:val="Normal"/>
+    <w:basedOn w:val="a"/>
     <w:qFormat/>
     <w:pPr>
       <w:suppressLineNumbers/>
@@ -3378,10 +3692,10 @@
       <w:rFonts w:ascii="PT Astra Serif" w:hAnsi="PT Astra Serif" w:cs="Noto Sans Devanagari"/>
     </w:rPr>
   </w:style>
-  <w:style w:type="paragraph" w:styleId="CommentText">
+  <w:style w:type="paragraph" w:styleId="a5">
     <w:name w:val="annotation text"/>
-    <w:basedOn w:val="Normal"/>
-    <w:link w:val="a"/>
+    <w:basedOn w:val="a"/>
+    <w:link w:val="a4"/>
     <w:uiPriority w:val="99"/>
     <w:unhideWhenUsed/>
     <w:qFormat/>
@@ -3394,11 +3708,11 @@
       <w:szCs w:val="20"/>
     </w:rPr>
   </w:style>
-  <w:style w:type="paragraph" w:styleId="CommentSubject">
+  <w:style w:type="paragraph" w:styleId="a7">
     <w:name w:val="annotation subject"/>
-    <w:basedOn w:val="CommentText"/>
-    <w:next w:val="CommentText"/>
-    <w:link w:val="a0"/>
+    <w:basedOn w:val="a5"/>
+    <w:next w:val="a5"/>
+    <w:link w:val="a6"/>
     <w:uiPriority w:val="99"/>
     <w:semiHidden/>
     <w:unhideWhenUsed/>
@@ -3409,10 +3723,10 @@
       <w:bCs/>
     </w:rPr>
   </w:style>
-  <w:style w:type="paragraph" w:styleId="BalloonText">
+  <w:style w:type="paragraph" w:styleId="a9">
     <w:name w:val="Balloon Text"/>
-    <w:basedOn w:val="Normal"/>
-    <w:link w:val="a1"/>
+    <w:basedOn w:val="a"/>
+    <w:link w:val="a8"/>
     <w:uiPriority w:val="99"/>
     <w:semiHidden/>
     <w:unhideWhenUsed/>
@@ -3429,7 +3743,7 @@
   </w:style>
   <w:style w:type="paragraph" w:customStyle="1" w:styleId="Style3">
     <w:name w:val="Style3"/>
-    <w:basedOn w:val="Normal"/>
+    <w:basedOn w:val="a"/>
     <w:qFormat/>
     <w:pPr>
       <w:widowControl w:val="0"/>
@@ -3442,7 +3756,7 @@
       <w:szCs w:val="24"/>
     </w:rPr>
   </w:style>
-  <w:style w:type="paragraph" w:customStyle="1" w:styleId="a2">
+  <w:style w:type="paragraph" w:customStyle="1" w:styleId="af0">
     <w:name w:val="Нормальный"/>
     <w:qFormat/>
     <w:rPr>
@@ -3465,17 +3779,17 @@
       <w:lang w:val="en-US"/>
     </w:rPr>
   </w:style>
-  <w:style w:type="paragraph" w:styleId="NoSpacing">
+  <w:style w:type="paragraph" w:styleId="af1">
     <w:name w:val="No Spacing"/>
     <w:uiPriority w:val="1"/>
     <w:qFormat/>
     <w:rPr>
-      <w:rFonts w:eastAsia="Times New Roman" w:asciiTheme="minorHAnsi" w:hAnsiTheme="minorHAnsi" w:cs="Times New Roman"/>
+      <w:rFonts w:asciiTheme="minorHAnsi" w:eastAsia="Times New Roman" w:hAnsiTheme="minorHAnsi" w:cs="Times New Roman"/>
     </w:rPr>
   </w:style>
   <w:style w:type="paragraph" w:customStyle="1" w:styleId="Style2">
     <w:name w:val="Style2"/>
-    <w:basedOn w:val="Normal"/>
+    <w:basedOn w:val="a"/>
     <w:rsid w:val="00C14005"/>
     <w:pPr>
       <w:widowControl w:val="0"/>
@@ -3510,6 +3824,23 @@
       <w:rFonts w:ascii="Times New Roman" w:hAnsi="Times New Roman" w:cs="Times New Roman"/>
       <w:sz w:val="18"/>
       <w:szCs w:val="18"/>
+    </w:rPr>
+  </w:style>
+  <w:style w:type="paragraph" w:styleId="af2">
+    <w:name w:val="Normal (Web)"/>
+    <w:basedOn w:val="a"/>
+    <w:uiPriority w:val="99"/>
+    <w:semiHidden/>
+    <w:unhideWhenUsed/>
+    <w:rsid w:val="00A90459"/>
+    <w:pPr>
+      <w:suppressAutoHyphens w:val="0"/>
+      <w:spacing w:before="100" w:beforeAutospacing="1" w:after="100" w:afterAutospacing="1" w:line="240" w:lineRule="auto"/>
+    </w:pPr>
+    <w:rPr>
+      <w:rFonts w:ascii="Times New Roman" w:eastAsia="Times New Roman" w:hAnsi="Times New Roman" w:cs="Times New Roman"/>
+      <w:sz w:val="24"/>
+      <w:szCs w:val="24"/>
     </w:rPr>
   </w:style>
 </w:styles>

--- a/Отзыв научного руководителя.docx
+++ b/Отзыв научного руководителя.docx
@@ -2273,43 +2273,24 @@
         <w:widowControl w:val="0"/>
         <w:spacing w:before="31" w:line="240" w:lineRule="auto"/>
         <w:ind w:right="-20" w:firstLine="720"/>
-        <w:rPr>
-          <w:rFonts w:ascii="Times New Roman" w:eastAsia="OGPNU+TimesNewRomanPSMT" w:hAnsi="Times New Roman" w:cs="OGPNU+TimesNewRomanPSMT"/>
-          <w:color w:val="000000"/>
-          <w:sz w:val="24"/>
-          <w:szCs w:val="24"/>
-          <w:u w:val="single"/>
-        </w:rPr>
-      </w:pPr>
-      <w:r>
-        <w:rPr>
-          <w:rFonts w:ascii="Times New Roman" w:eastAsia="OGPNU+TimesNewRomanPSMT" w:hAnsi="Times New Roman" w:cs="OGPNU+TimesNewRomanPSMT"/>
-          <w:color w:val="000000"/>
-          <w:sz w:val="24"/>
-          <w:szCs w:val="24"/>
-          <w:u w:val="single"/>
-        </w:rPr>
-        <w:t>Выпускная квалификационная работа Мухина Дмитрия Ильича посвящена задаче</w:t>
-      </w:r>
-      <w:r>
-        <w:rPr>
-          <w:rFonts w:ascii="Times New Roman" w:eastAsia="OGPNU+TimesNewRomanPSMT" w:hAnsi="Times New Roman" w:cs="OGPNU+TimesNewRomanPSMT"/>
-          <w:color w:val="000000"/>
-          <w:sz w:val="24"/>
-          <w:szCs w:val="24"/>
-          <w:u w:val="single"/>
-        </w:rPr>
-        <w:t xml:space="preserve"> </w:t>
-      </w:r>
-      <w:r>
-        <w:rPr>
-          <w:rFonts w:ascii="Times New Roman" w:eastAsia="OGPNU+TimesNewRomanPSMT" w:hAnsi="Times New Roman" w:cs="OGPNU+TimesNewRomanPSMT"/>
-          <w:color w:val="000000"/>
-          <w:sz w:val="24"/>
-          <w:szCs w:val="24"/>
-          <w:u w:val="single"/>
-        </w:rPr>
-        <w:t>математического анализа сложности алгоритмов сортировки. В работе подробно рассмотрен алгоритм сортировки Бэтчера как сортировочная сеть с фиксированной структурой сравнений, а также выполнено его сопоставление с классическими методами сортировки.</w:t>
+        <w:jc w:val="both"/>
+        <w:rPr>
+          <w:rFonts w:ascii="Times New Roman" w:eastAsia="OGPNU+TimesNewRomanPSMT" w:hAnsi="Times New Roman" w:cs="OGPNU+TimesNewRomanPSMT"/>
+          <w:color w:val="000000"/>
+          <w:sz w:val="24"/>
+          <w:szCs w:val="24"/>
+          <w:u w:val="single"/>
+        </w:rPr>
+      </w:pPr>
+      <w:r>
+        <w:rPr>
+          <w:rFonts w:ascii="Times New Roman" w:eastAsia="OGPNU+TimesNewRomanPSMT" w:hAnsi="Times New Roman" w:cs="OGPNU+TimesNewRomanPSMT"/>
+          <w:color w:val="000000"/>
+          <w:sz w:val="24"/>
+          <w:szCs w:val="24"/>
+          <w:u w:val="single"/>
+        </w:rPr>
+        <w:t>Выпускная квалификационная работа Мухина Дмитрия Ильича посвящена задаче математического анализа сложности алгоритмов сортировки. В работе подробно рассмотрен алгоритм сортировки Бэтчера как сортировочная сеть с фиксированной структурой сравнений, а также выполнено его сопоставление с классическими методами сортировки.</w:t>
       </w:r>
     </w:p>
     <w:p>
@@ -2317,6 +2298,7 @@
         <w:widowControl w:val="0"/>
         <w:spacing w:before="31" w:line="240" w:lineRule="auto"/>
         <w:ind w:right="-20" w:firstLine="720"/>
+        <w:jc w:val="both"/>
         <w:rPr>
           <w:rFonts w:ascii="Times New Roman" w:eastAsia="OGPNU+TimesNewRomanPSMT" w:hAnsi="Times New Roman" w:cs="OGPNU+TimesNewRomanPSMT"/>
           <w:color w:val="000000"/>
@@ -2341,6 +2323,7 @@
         <w:widowControl w:val="0"/>
         <w:spacing w:before="31" w:line="240" w:lineRule="auto"/>
         <w:ind w:right="-20" w:firstLine="720"/>
+        <w:jc w:val="both"/>
         <w:rPr>
           <w:rFonts w:ascii="Times New Roman" w:eastAsia="OGPNU+TimesNewRomanPSMT" w:hAnsi="Times New Roman" w:cs="OGPNU+TimesNewRomanPSMT"/>
           <w:color w:val="000000"/>
@@ -2409,6 +2392,7 @@
         <w:widowControl w:val="0"/>
         <w:spacing w:before="31" w:line="240" w:lineRule="auto"/>
         <w:ind w:right="-20" w:firstLine="720"/>
+        <w:jc w:val="both"/>
         <w:rPr>
           <w:rFonts w:ascii="Times New Roman" w:eastAsia="OGPNU+TimesNewRomanPSMT" w:hAnsi="Times New Roman" w:cs="OGPNU+TimesNewRomanPSMT"/>
           <w:color w:val="000000"/>
@@ -2437,6 +2421,7 @@
         </w:tabs>
         <w:spacing w:line="240" w:lineRule="auto"/>
         <w:ind w:right="-20"/>
+        <w:jc w:val="both"/>
         <w:rPr>
           <w:rFonts w:ascii="Times New Roman" w:eastAsia="EVLCC+TimesNewRomanPSMT" w:hAnsi="Times New Roman" w:cs="EVLCC+TimesNewRomanPSMT"/>
           <w:color w:val="000000"/>
@@ -2456,6 +2441,7 @@
         </w:tabs>
         <w:spacing w:line="240" w:lineRule="auto"/>
         <w:ind w:right="-20"/>
+        <w:jc w:val="both"/>
         <w:rPr>
           <w:rFonts w:ascii="Times New Roman" w:hAnsi="Times New Roman"/>
         </w:rPr>
@@ -2824,6 +2810,7 @@
     <w:p>
       <w:pPr>
         <w:spacing w:line="240" w:lineRule="exact"/>
+        <w:jc w:val="both"/>
         <w:rPr>
           <w:rFonts w:ascii="Times New Roman" w:eastAsia="EVLCC+TimesNewRomanPSMT" w:hAnsi="Times New Roman" w:cs="EVLCC+TimesNewRomanPSMT"/>
           <w:color w:val="000000"/>
@@ -2836,6 +2823,7 @@
     <w:p>
       <w:pPr>
         <w:spacing w:line="240" w:lineRule="exact"/>
+        <w:jc w:val="both"/>
         <w:rPr>
           <w:rFonts w:ascii="Times New Roman" w:eastAsia="EVLCC+TimesNewRomanPSMT" w:hAnsi="Times New Roman" w:cs="EVLCC+TimesNewRomanPSMT"/>
           <w:color w:val="000000"/>
@@ -2890,6 +2878,7 @@
     <w:p>
       <w:pPr>
         <w:spacing w:line="240" w:lineRule="exact"/>
+        <w:jc w:val="both"/>
         <w:rPr>
           <w:rFonts w:ascii="Times New Roman" w:hAnsi="Times New Roman"/>
           <w:sz w:val="24"/>
@@ -3522,6 +3511,7 @@
   <w:style w:type="character" w:default="1" w:styleId="a0">
     <w:name w:val="Default Paragraph Font"/>
     <w:uiPriority w:val="1"/>
+    <w:semiHidden/>
     <w:unhideWhenUsed/>
   </w:style>
   <w:style w:type="table" w:default="1" w:styleId="a1">

--- a/Отзыв научного руководителя.docx
+++ b/Отзыв научного руководителя.docx
@@ -1,6 +1,6 @@
 
 <file path=word/document.xml><?xml version="1.0" encoding="utf-8"?>
-<w:document xmlns:wpc="http://schemas.microsoft.com/office/word/2010/wordprocessingCanvas" xmlns:cx="http://schemas.microsoft.com/office/drawing/2014/chartex" xmlns:cx1="http://schemas.microsoft.com/office/drawing/2015/9/8/chartex" xmlns:cx2="http://schemas.microsoft.com/office/drawing/2015/10/21/chartex" xmlns:cx3="http://schemas.microsoft.com/office/drawing/2016/5/9/chartex" xmlns:cx4="http://schemas.microsoft.com/office/drawing/2016/5/10/chartex" xmlns:cx5="http://schemas.microsoft.com/office/drawing/2016/5/11/chartex" xmlns:cx6="http://schemas.microsoft.com/office/drawing/2016/5/12/chartex" xmlns:cx7="http://schemas.microsoft.com/office/drawing/2016/5/13/chartex" xmlns:cx8="http://schemas.microsoft.com/office/drawing/2016/5/14/chartex" xmlns:mc="http://schemas.openxmlformats.org/markup-compatibility/2006" xmlns:aink="http://schemas.microsoft.com/office/drawing/2016/ink" xmlns:am3d="http://schemas.microsoft.com/office/drawing/2017/model3d" xmlns:o="urn:schemas-microsoft-com:office:office" xmlns:oel="http://schemas.microsoft.com/office/2019/extlst" xmlns:r="http://schemas.openxmlformats.org/officeDocument/2006/relationships" xmlns:m="http://schemas.openxmlformats.org/officeDocument/2006/math" xmlns:v="urn:schemas-microsoft-com:vml" xmlns:wp14="http://schemas.microsoft.com/office/word/2010/wordprocessingDrawing" xmlns:wp="http://schemas.openxmlformats.org/drawingml/2006/wordprocessingDrawing" xmlns:w10="urn:schemas-microsoft-com:office:word" xmlns:w="http://schemas.openxmlformats.org/wordprocessingml/2006/main" xmlns:w14="http://schemas.microsoft.com/office/word/2010/wordml" xmlns:w15="http://schemas.microsoft.com/office/word/2012/wordml" xmlns:w16cex="http://schemas.microsoft.com/office/word/2018/wordml/cex" xmlns:w16cid="http://schemas.microsoft.com/office/word/2016/wordml/cid" xmlns:w16="http://schemas.microsoft.com/office/word/2018/wordml" xmlns:w16sdtdh="http://schemas.microsoft.com/office/word/2020/wordml/sdtdatahash" xmlns:w16se="http://schemas.microsoft.com/office/word/2015/wordml/symex" xmlns:wpg="http://schemas.microsoft.com/office/word/2010/wordprocessingGroup" xmlns:wpi="http://schemas.microsoft.com/office/word/2010/wordprocessingInk" xmlns:wne="http://schemas.microsoft.com/office/word/2006/wordml" xmlns:wps="http://schemas.microsoft.com/office/word/2010/wordprocessingShape" mc:Ignorable="w14 w15 w16se w16cid w16 w16cex w16sdtdh wp14">
+<w:document xmlns:wpc="http://schemas.microsoft.com/office/word/2010/wordprocessingCanvas" xmlns:cx="http://schemas.microsoft.com/office/drawing/2014/chartex" xmlns:cx1="http://schemas.microsoft.com/office/drawing/2015/9/8/chartex" xmlns:cx2="http://schemas.microsoft.com/office/drawing/2015/10/21/chartex" xmlns:cx3="http://schemas.microsoft.com/office/drawing/2016/5/9/chartex" xmlns:cx4="http://schemas.microsoft.com/office/drawing/2016/5/10/chartex" xmlns:cx5="http://schemas.microsoft.com/office/drawing/2016/5/11/chartex" xmlns:cx6="http://schemas.microsoft.com/office/drawing/2016/5/12/chartex" xmlns:cx7="http://schemas.microsoft.com/office/drawing/2016/5/13/chartex" xmlns:cx8="http://schemas.microsoft.com/office/drawing/2016/5/14/chartex" xmlns:mc="http://schemas.openxmlformats.org/markup-compatibility/2006" xmlns:aink="http://schemas.microsoft.com/office/drawing/2016/ink" xmlns:am3d="http://schemas.microsoft.com/office/drawing/2017/model3d" xmlns:o="urn:schemas-microsoft-com:office:office" xmlns:r="http://schemas.openxmlformats.org/officeDocument/2006/relationships" xmlns:m="http://schemas.openxmlformats.org/officeDocument/2006/math" xmlns:v="urn:schemas-microsoft-com:vml" xmlns:wp14="http://schemas.microsoft.com/office/word/2010/wordprocessingDrawing" xmlns:wp="http://schemas.openxmlformats.org/drawingml/2006/wordprocessingDrawing" xmlns:w10="urn:schemas-microsoft-com:office:word" xmlns:w="http://schemas.openxmlformats.org/wordprocessingml/2006/main" xmlns:w14="http://schemas.microsoft.com/office/word/2010/wordml" xmlns:w15="http://schemas.microsoft.com/office/word/2012/wordml" xmlns:w16cex="http://schemas.microsoft.com/office/word/2018/wordml/cex" xmlns:w16cid="http://schemas.microsoft.com/office/word/2016/wordml/cid" xmlns:w16="http://schemas.microsoft.com/office/word/2018/wordml" xmlns:w16sdtdh="http://schemas.microsoft.com/office/word/2020/wordml/sdtdatahash" xmlns:w16se="http://schemas.microsoft.com/office/word/2015/wordml/symex" xmlns:wpg="http://schemas.microsoft.com/office/word/2010/wordprocessingGroup" xmlns:wpi="http://schemas.microsoft.com/office/word/2010/wordprocessingInk" xmlns:wne="http://schemas.microsoft.com/office/word/2006/wordml" xmlns:wps="http://schemas.microsoft.com/office/word/2010/wordprocessingShape" mc:Ignorable="w14 w15 w16se w16cid w16 w16cex w16sdtdh wp14">
   <w:body>
     <w:p>
       <w:pPr>
@@ -446,7 +446,7 @@
       <w:r>
         <w:rPr>
           <w:rFonts w:ascii="Times New Roman" w:hAnsi="Times New Roman"/>
-          <w:bCs/>
+          <w:b/>
           <w:sz w:val="24"/>
           <w:u w:val="single"/>
         </w:rPr>
@@ -702,11 +702,15 @@
         <w:ind w:right="-20"/>
         <w:rPr>
           <w:rFonts w:ascii="Times New Roman" w:hAnsi="Times New Roman" w:cs="Times New Roman"/>
+          <w:b/>
+          <w:bCs/>
         </w:rPr>
       </w:pPr>
       <w:r>
         <w:rPr>
           <w:rFonts w:ascii="Times New Roman" w:hAnsi="Times New Roman" w:cs="Times New Roman"/>
+          <w:b/>
+          <w:bCs/>
           <w:sz w:val="24"/>
           <w:szCs w:val="24"/>
           <w:u w:val="single"/>
@@ -832,6 +836,8 @@
       <w:r>
         <w:rPr>
           <w:rFonts w:ascii="Times New Roman" w:eastAsia="OGPNU+TimesNewRomanPSMT" w:hAnsi="Times New Roman" w:cs="OGPNU+TimesNewRomanPSMT"/>
+          <w:b/>
+          <w:bCs/>
           <w:color w:val="000000"/>
           <w:sz w:val="24"/>
           <w:szCs w:val="24"/>
@@ -959,6 +965,8 @@
       <w:r>
         <w:rPr>
           <w:rFonts w:ascii="Times New Roman" w:eastAsia="OGPNU+TimesNewRomanPSMT" w:hAnsi="Times New Roman" w:cs="OGPNU+TimesNewRomanPSMT"/>
+          <w:b/>
+          <w:bCs/>
           <w:color w:val="000000"/>
           <w:sz w:val="24"/>
           <w:szCs w:val="24"/>
@@ -1135,6 +1143,8 @@
       <w:r>
         <w:rPr>
           <w:rFonts w:ascii="Times New Roman" w:eastAsia="OGPNU+TimesNewRomanPSMT" w:hAnsi="Times New Roman" w:cs="OGPNU+TimesNewRomanPSMT"/>
+          <w:b/>
+          <w:bCs/>
           <w:color w:val="000000"/>
           <w:sz w:val="24"/>
           <w:szCs w:val="24"/>
@@ -1308,6 +1318,8 @@
       <w:r>
         <w:rPr>
           <w:rFonts w:ascii="Times New Roman" w:eastAsia="OGPNU+TimesNewRomanPSMT" w:hAnsi="Times New Roman" w:cs="OGPNU+TimesNewRomanPSMT"/>
+          <w:b/>
+          <w:bCs/>
           <w:color w:val="000000"/>
           <w:sz w:val="24"/>
           <w:szCs w:val="24"/>
@@ -1686,6 +1698,7 @@
         </w:rPr>
         <w:t xml:space="preserve">  </w:t>
       </w:r>
+      <w:proofErr w:type="spellStart"/>
       <w:r>
         <w:rPr>
           <w:rFonts w:ascii="Times New Roman" w:eastAsia="OGPNU+TimesNewRomanPSMT" w:hAnsi="Times New Roman" w:cs="OGPNU+TimesNewRomanPSMT"/>
@@ -1695,9 +1708,9 @@
           <w:szCs w:val="24"/>
           <w:u w:val="single"/>
         </w:rPr>
-        <w:t xml:space="preserve">к. т. </w:t>
-      </w:r>
-      <w:proofErr w:type="gramStart"/>
+        <w:t>Романенков</w:t>
+      </w:r>
+      <w:proofErr w:type="spellEnd"/>
       <w:r>
         <w:rPr>
           <w:rFonts w:ascii="Times New Roman" w:eastAsia="OGPNU+TimesNewRomanPSMT" w:hAnsi="Times New Roman" w:cs="OGPNU+TimesNewRomanPSMT"/>
@@ -1707,9 +1720,8 @@
           <w:szCs w:val="24"/>
           <w:u w:val="single"/>
         </w:rPr>
-        <w:t>н .</w:t>
-      </w:r>
-      <w:proofErr w:type="gramEnd"/>
+        <w:t xml:space="preserve"> Александр Михайлович</w:t>
+      </w:r>
       <w:r>
         <w:rPr>
           <w:rFonts w:ascii="Times New Roman" w:eastAsia="OGPNU+TimesNewRomanPSMT" w:hAnsi="Times New Roman" w:cs="OGPNU+TimesNewRomanPSMT"/>
@@ -1719,7 +1731,40 @@
           <w:szCs w:val="24"/>
           <w:u w:val="single"/>
         </w:rPr>
-        <w:t>, доцент, доцент кафедры 806 Романенков Александр Михайлович</w:t>
+        <w:t xml:space="preserve"> </w:t>
+      </w:r>
+      <w:r>
+        <w:rPr>
+          <w:rFonts w:ascii="Times New Roman" w:eastAsia="OGPNU+TimesNewRomanPSMT" w:hAnsi="Times New Roman" w:cs="OGPNU+TimesNewRomanPSMT"/>
+          <w:color w:val="000000"/>
+          <w:spacing w:val="1"/>
+          <w:sz w:val="24"/>
+          <w:szCs w:val="24"/>
+          <w:u w:val="single"/>
+        </w:rPr>
+        <w:t xml:space="preserve">к. т. н., доцент, доцент </w:t>
+      </w:r>
+      <w:r>
+        <w:rPr>
+          <w:rFonts w:ascii="Times New Roman" w:eastAsia="OGPNU+TimesNewRomanPSMT" w:hAnsi="Times New Roman" w:cs="OGPNU+TimesNewRomanPSMT"/>
+          <w:color w:val="000000"/>
+          <w:spacing w:val="1"/>
+          <w:sz w:val="24"/>
+          <w:szCs w:val="24"/>
+          <w:u w:val="single"/>
+        </w:rPr>
+        <w:t>Образовательного центра</w:t>
+      </w:r>
+      <w:r>
+        <w:rPr>
+          <w:rFonts w:ascii="Times New Roman" w:eastAsia="OGPNU+TimesNewRomanPSMT" w:hAnsi="Times New Roman" w:cs="OGPNU+TimesNewRomanPSMT"/>
+          <w:color w:val="000000"/>
+          <w:spacing w:val="1"/>
+          <w:sz w:val="24"/>
+          <w:szCs w:val="24"/>
+          <w:u w:val="single"/>
+        </w:rPr>
+        <w:t xml:space="preserve"> 806</w:t>
       </w:r>
       <w:r>
         <w:rPr>
@@ -1733,32 +1778,16 @@
         </w:rPr>
         <w:tab/>
       </w:r>
-    </w:p>
-    <w:p>
-      <w:pPr>
-        <w:widowControl w:val="0"/>
-        <w:tabs>
-          <w:tab w:val="left" w:pos="9914"/>
-        </w:tabs>
-        <w:ind w:right="-20"/>
-        <w:rPr>
-          <w:rFonts w:eastAsia="OGPNU+TimesNewRomanPSMT" w:cs="OGPNU+TimesNewRomanPSMT"/>
-          <w:b/>
-          <w:bCs/>
+      <w:r>
+        <w:rPr>
+          <w:rFonts w:ascii="Times New Roman" w:eastAsia="OGPNU+TimesNewRomanPSMT" w:hAnsi="Times New Roman" w:cs="OGPNU+TimesNewRomanPSMT"/>
           <w:color w:val="000000"/>
           <w:spacing w:val="1"/>
-        </w:rPr>
-      </w:pPr>
-      <w:r>
-        <w:rPr>
-          <w:rFonts w:ascii="Times New Roman" w:eastAsia="OGPNU+TimesNewRomanPSMT" w:hAnsi="Times New Roman" w:cs="OGPNU+TimesNewRomanPSMT"/>
-          <w:color w:val="000000"/>
-          <w:spacing w:val="1"/>
-          <w:sz w:val="24"/>
-          <w:szCs w:val="24"/>
-          <w:u w:val="single"/>
-        </w:rPr>
-        <w:t xml:space="preserve">                                                                                                                                         </w:t>
+          <w:sz w:val="24"/>
+          <w:szCs w:val="24"/>
+          <w:u w:val="single"/>
+        </w:rPr>
+        <w:t xml:space="preserve">                                                                                               </w:t>
       </w:r>
     </w:p>
     <w:p>
@@ -2290,7 +2319,59 @@
           <w:szCs w:val="24"/>
           <w:u w:val="single"/>
         </w:rPr>
-        <w:t>Выпускная квалификационная работа Мухина Дмитрия Ильича посвящена задаче математического анализа сложности алгоритмов сортировки. В работе подробно рассмотрен алгоритм сортировки Бэтчера как сортировочная сеть с фиксированной структурой сравнений, а также выполнено его сопоставление с классическими методами сортировки.</w:t>
+        <w:t xml:space="preserve">Выпускная квалификационная работа </w:t>
+      </w:r>
+      <w:proofErr w:type="spellStart"/>
+      <w:r>
+        <w:rPr>
+          <w:rFonts w:ascii="Times New Roman" w:eastAsia="OGPNU+TimesNewRomanPSMT" w:hAnsi="Times New Roman" w:cs="OGPNU+TimesNewRomanPSMT"/>
+          <w:color w:val="000000"/>
+          <w:sz w:val="24"/>
+          <w:szCs w:val="24"/>
+          <w:u w:val="single"/>
+        </w:rPr>
+        <w:t>Мух</w:t>
+      </w:r>
+      <w:r>
+        <w:rPr>
+          <w:rFonts w:ascii="Times New Roman" w:eastAsia="OGPNU+TimesNewRomanPSMT" w:hAnsi="Times New Roman" w:cs="OGPNU+TimesNewRomanPSMT"/>
+          <w:color w:val="000000"/>
+          <w:sz w:val="24"/>
+          <w:szCs w:val="24"/>
+          <w:u w:val="single"/>
+        </w:rPr>
+        <w:t>а</w:t>
+      </w:r>
+      <w:r>
+        <w:rPr>
+          <w:rFonts w:ascii="Times New Roman" w:eastAsia="OGPNU+TimesNewRomanPSMT" w:hAnsi="Times New Roman" w:cs="OGPNU+TimesNewRomanPSMT"/>
+          <w:color w:val="000000"/>
+          <w:sz w:val="24"/>
+          <w:szCs w:val="24"/>
+          <w:u w:val="single"/>
+        </w:rPr>
+        <w:t>нов</w:t>
+      </w:r>
+      <w:r>
+        <w:rPr>
+          <w:rFonts w:ascii="Times New Roman" w:eastAsia="OGPNU+TimesNewRomanPSMT" w:hAnsi="Times New Roman" w:cs="OGPNU+TimesNewRomanPSMT"/>
+          <w:color w:val="000000"/>
+          <w:sz w:val="24"/>
+          <w:szCs w:val="24"/>
+          <w:u w:val="single"/>
+        </w:rPr>
+        <w:t>а</w:t>
+      </w:r>
+      <w:proofErr w:type="spellEnd"/>
+      <w:r>
+        <w:rPr>
+          <w:rFonts w:ascii="Times New Roman" w:eastAsia="OGPNU+TimesNewRomanPSMT" w:hAnsi="Times New Roman" w:cs="OGPNU+TimesNewRomanPSMT"/>
+          <w:color w:val="000000"/>
+          <w:sz w:val="24"/>
+          <w:szCs w:val="24"/>
+          <w:u w:val="single"/>
+        </w:rPr>
+        <w:t xml:space="preserve"> Дмитрия Ильича посвящена задаче математического анализа сложности алгоритмов сортировки. В работе подробно рассмотрен алгоритм сортировки Бэтчера как сортировочная сеть с фиксированной структурой сравнений, а также выполнено его сопоставление с классическими методами сортировки.</w:t>
       </w:r>
     </w:p>
     <w:p>
@@ -2340,7 +2421,29 @@
           <w:szCs w:val="24"/>
           <w:u w:val="single"/>
         </w:rPr>
-        <w:t xml:space="preserve">Практическая часть выполнена с использованием языка Python и среды </w:t>
+        <w:t xml:space="preserve">Практическая часть выполнена с использованием языка </w:t>
+      </w:r>
+      <w:proofErr w:type="spellStart"/>
+      <w:r>
+        <w:rPr>
+          <w:rFonts w:ascii="Times New Roman" w:eastAsia="OGPNU+TimesNewRomanPSMT" w:hAnsi="Times New Roman" w:cs="OGPNU+TimesNewRomanPSMT"/>
+          <w:color w:val="000000"/>
+          <w:sz w:val="24"/>
+          <w:szCs w:val="24"/>
+          <w:u w:val="single"/>
+        </w:rPr>
+        <w:t>Python</w:t>
+      </w:r>
+      <w:proofErr w:type="spellEnd"/>
+      <w:r>
+        <w:rPr>
+          <w:rFonts w:ascii="Times New Roman" w:eastAsia="OGPNU+TimesNewRomanPSMT" w:hAnsi="Times New Roman" w:cs="OGPNU+TimesNewRomanPSMT"/>
+          <w:color w:val="000000"/>
+          <w:sz w:val="24"/>
+          <w:szCs w:val="24"/>
+          <w:u w:val="single"/>
+        </w:rPr>
+        <w:t xml:space="preserve"> и среды </w:t>
       </w:r>
       <w:proofErr w:type="spellStart"/>
       <w:r>

--- a/Отзыв научного руководителя.docx
+++ b/Отзыв научного руководителя.docx
@@ -1150,7 +1150,7 @@
           <w:szCs w:val="24"/>
           <w:u w:val="single"/>
         </w:rPr>
-        <w:t>Информатика и компьютерные науки</w:t>
+        <w:t>Искусственный интеллект и суперкомпьютерные технологии</w:t>
       </w:r>
       <w:r>
         <w:rPr>
